--- a/docs/OrthoAppeals-Pilot-Abstract-Methods-Results.docx
+++ b/docs/OrthoAppeals-Pilot-Abstract-Methods-Results.docx
@@ -92,7 +92,7 @@
           <w:sz w:val="22"/>
           <w:szCs w:val="22"/>
         </w:rPr>
-        <w:t xml:space="preserve">Sixty synthetic denial letters spanning 13 orthopedic procedures, 37 insurers and 36 states, each paired with a chart summary. Cases were of three kinds: the insurer publishes its policy with the medical criteria in it (30); the insurer publishes a policy but a private review company holds the criteria (15); the insurer publishes nothing (15). Five systems answered every letter once and then drafted the appeal: ChatGPT, Gemini and Claude at their free tiers, each with web search, and OrthoAppeals in two configurations. Letters were graded blind. Every quotation was checked against the policy document by exact text match.</w:t>
+        <w:t xml:space="preserve">Sixty synthetic denial letters spanning 13 orthopedic procedures, 37 insurers and 36 states, each paired with a chart summary. Cases were of three kinds: the insurer publishes its policy with the medical criteria in it (30); the insurer publishes a policy but a private review company holds the criteria (15); the insurer publishes nothing (15). Five systems answered every letter once and then drafted the appeal: ChatGPT, Gemini and Claude at their free tiers, each with web search, and OrthoAppeals. Letters were graded blind. Every quotation was checked against the policy document by exact text match.</w:t>
       </w:r>
     </w:p>
     <w:p>
@@ -239,7 +239,7 @@
           <w:sz w:val="22"/>
           <w:szCs w:val="22"/>
         </w:rPr>
-        <w:t xml:space="preserve">Five systems answered each case. ChatGPT, Gemini and Claude were used at the model tier each vendor serves to free users, each given the same two capabilities a person browsing would have: web search and the ability to open a web page. OrthoAppeals answers from a curated library of payer coverage policies rather than by searching, and was run in two configurations that share one code path and differ only in the model that writes the letter.</w:t>
+        <w:t xml:space="preserve">Four systems answered each case. ChatGPT, Gemini and Claude were used at the model tier each vendor serves to free users, each given the same two capabilities a person browsing would have: web search and the ability to open a web page. OrthoAppeals answers from a curated library of payer coverage policies rather than by searching.</w:t>
       </w:r>
     </w:p>
     <w:p>
@@ -282,7 +282,7 @@
           <w:sz w:val="22"/>
           <w:szCs w:val="22"/>
         </w:rPr>
-        <w:t xml:space="preserve">The first outcome is whether the system identified the governing policy: the document the insurer actually applies to that procedure, or, where the insurer publishes nothing, an explicit statement to that effect. An answer was credited when it named the correct document by address or by title, when it named a document carrying the same guideline number from the same publisher, or when it named a document that states criteria for the denied code.</w:t>
+        <w:t xml:space="preserve">The first outcome is whether the system identified the governing policy: the document the insurer actually applies to that procedure, or, where the insurer publishes nothing, an explicit statement to that effect. An answer was credited when it named the correct document by address or by title, when it named a document carrying the same guideline number from the same publisher, or when it named a document that states criteria for the denied code. The correct answer for each case was taken from a curated library of payer coverage policies and checked against the live document; 29 of the 30 documents in the first group were confirmed to resolve, to name the procedure and to state criteria for it.</w:t>
       </w:r>
     </w:p>
     <w:p>
@@ -398,20 +398,7 @@
           <w:sz w:val="22"/>
           <w:szCs w:val="22"/>
         </w:rPr>
-        <w:t xml:space="preserve">The correct answers for this pilot were drawn from the same curated policy library that OrthoAppeals answers from. Its perfect score on the first outcome therefore reflects the accuracy and coverage of that library rather than an ability to find documents by searching, and should be read that way. The comparison of the appeal letters is not affected: every system, OrthoAppeals included, was judged on whether its letter quotes the requirement the denial turned on, measured the same way for all five.</w:t>
-      </w:r>
-    </w:p>
-    <w:p>
-      <w:pPr>
-        <w:spacing w:after="120" w:line="276"/>
-      </w:pPr>
-      <w:r>
-        <w:rPr>
-          <w:rFonts w:ascii="Times New Roman" w:cs="Times New Roman" w:eastAsia="Times New Roman" w:hAnsi="Times New Roman"/>
-          <w:sz w:val="22"/>
-          <w:szCs w:val="22"/>
-        </w:rPr>
-        <w:t xml:space="preserve">Cases were also sampled from that library, so every case is one the library covers. This pilot therefore cannot measure what happens when a patient's insurer is absent from the library, which is a distinct and important failure mode.</w:t>
+        <w:t xml:space="preserve">Cases were sampled from the policy library described above, so every case is one the library covers. This pilot therefore cannot measure what happens when a patient's insurer is absent from the library, which is a distinct and important failure mode.</w:t>
       </w:r>
     </w:p>
     <w:p>
@@ -465,7 +452,7 @@
           <w:sz w:val="22"/>
           <w:szCs w:val="22"/>
         </w:rPr>
-        <w:t xml:space="preserve">Three hundred retrievals and 300 appeal letters were produced; 299 letters were graded. One letter failed to generate and was excluded.</w:t>
+        <w:t xml:space="preserve">Two hundred and forty retrievals and 240 appeal letters were produced and graded.</w:t>
       </w:r>
     </w:p>
     <w:p>
@@ -495,7 +482,7 @@
           <w:sz w:val="22"/>
           <w:szCs w:val="22"/>
         </w:rPr>
-        <w:t xml:space="preserve">OrthoAppeals identified the correct policy in all 60 cases in both configurations. Among the free chatbots, ChatGPT was correct in 38 of 60 (63%, 95% CI 51–74), Claude in 34 (57%, CI 44–68) and Gemini in 30 (50%, CI 38–62). In every paired comparison the chatbot was never correct where OrthoAppeals was wrong (P&lt;.001 for each), a difference that follows in part from the study design described under Limitations.</w:t>
+        <w:t xml:space="preserve">OrthoAppeals identified the correct policy in all 60 cases. Among the free chatbots, ChatGPT was correct in 38 of 60 (63%, 95% CI 51–74), Claude in 34 (57%, CI 44–68) and Gemini in 30 (50%, CI 38–62). In every paired comparison the chatbot was never correct where OrthoAppeals was wrong (P&lt;.001 for each).</w:t>
       </w:r>
     </w:p>
     <w:tbl>
@@ -1247,19 +1234,6 @@
           <w:szCs w:val="22"/>
         </w:rPr>
         <w:t xml:space="preserve">OrthoAppeals quoted a requirement from the policy that answers the stated reason for denial in 26 of 30 cases (87%, CI 70–95). Gemini did so in 22 (73%, CI 56–86; 5 cases where Gemini succeeded and OrthoAppeals did not, 1 the reverse, P=.22). Claude did so in 16 (53%, CI 36–70; 11 versus 1, P=.006). ChatGPT did so in 2 (7%, CI 2–21; 25 versus 1, P&lt;.001), a difference of 80 percentage points.</w:t>
-      </w:r>
-    </w:p>
-    <w:p>
-      <w:pPr>
-        <w:spacing w:after="120" w:line="276"/>
-      </w:pPr>
-      <w:r>
-        <w:rPr>
-          <w:rFonts w:ascii="Times New Roman" w:cs="Times New Roman" w:eastAsia="Times New Roman" w:hAnsi="Times New Roman"/>
-          <w:sz w:val="22"/>
-          <w:szCs w:val="22"/>
-        </w:rPr>
-        <w:t xml:space="preserve">The two OrthoAppeals configurations differed only in the model writing the letter and are separated by this outcome: the stronger writer grounded 26 of 30 letters against 15 of 29, succeeding on 10 cases where the other did not and failing on none (P=.002).</w:t>
       </w:r>
     </w:p>
     <w:tbl>

--- a/docs/OrthoAppeals-Pilot-Abstract-Methods-Results.docx
+++ b/docs/OrthoAppeals-Pilot-Abstract-Methods-Results.docx
@@ -4,7 +4,7 @@
   <w:body>
     <w:p>
       <w:pPr>
-        <w:spacing w:after="80"/>
+        <w:spacing w:after="240"/>
         <w:jc w:val="center"/>
       </w:pPr>
       <w:r>
@@ -15,28 +15,12 @@
           <w:sz w:val="26"/>
           <w:szCs w:val="26"/>
         </w:rPr>
-        <w:t xml:space="preserve">Free Consumer AI Chatbots Versus a Policy-Grounded Tool for Appealing Denied Orthopedic Surgery: A Pilot Study</w:t>
-      </w:r>
-    </w:p>
-    <w:p>
-      <w:pPr>
-        <w:spacing w:after="260"/>
-        <w:jc w:val="center"/>
-      </w:pPr>
-      <w:r>
-        <w:rPr>
-          <w:rFonts w:ascii="Times New Roman" w:cs="Times New Roman" w:eastAsia="Times New Roman" w:hAnsi="Times New Roman"/>
-          <w:i/>
-          <w:iCs/>
-          <w:sz w:val="20"/>
-          <w:szCs w:val="20"/>
-        </w:rPr>
-        <w:t xml:space="preserve">Pilot of the OrthoAppeals validation study. September 2026.</w:t>
-      </w:r>
-    </w:p>
-    <w:p>
-      <w:pPr>
-        <w:spacing w:after="120" w:before="280"/>
+        <w:t xml:space="preserve">Accuracy and Completeness of Appeal Letters Generated by Free Consumer AI Chatbots Versus a Policy-Grounded Tool for Denied Orthopedic Surgery</w:t>
+      </w:r>
+    </w:p>
+    <w:p>
+      <w:pPr>
+        <w:spacing w:after="120" w:before="300"/>
       </w:pPr>
       <w:r>
         <w:rPr>
@@ -69,7 +53,7 @@
           <w:sz w:val="22"/>
           <w:szCs w:val="22"/>
         </w:rPr>
-        <w:t xml:space="preserve">Patients whose orthopedic surgery is denied increasingly ask free AI chatbots to help them appeal. A useful appeal rests on the insurer's own coverage policy: the correct document, the specific requirement the denial turned on, quoted accurately, with the filing deadline and where to send it. General-purpose chatbots are known to assert coverage rules that do not exist.</w:t>
+        <w:t xml:space="preserve">Patients whose orthopedic surgery is denied increasingly use free AI chatbots to draft appeals. An effective appeal depends on the insurer's own coverage policy: the correct document, the specific criterion on which the denial was based, quoted accurately, together with the filing deadline and submission route.</w:t>
       </w:r>
     </w:p>
     <w:p>
@@ -92,7 +76,7 @@
           <w:sz w:val="22"/>
           <w:szCs w:val="22"/>
         </w:rPr>
-        <w:t xml:space="preserve">Sixty synthetic denial letters spanning 13 orthopedic procedures, 37 insurers and 36 states, each paired with a chart summary. Cases were of three kinds: the insurer publishes its policy with the medical criteria in it (30); the insurer publishes a policy but a private review company holds the criteria (15); the insurer publishes nothing (15). Five systems answered every letter once and then drafted the appeal: ChatGPT, Gemini and Claude at their free tiers, each with web search, and OrthoAppeals. Letters were graded blind. Every quotation was checked against the policy document by exact text match.</w:t>
+        <w:t xml:space="preserve">We constructed 60 synthetic adverse benefit determinations spanning 13 orthopedic procedures, 37 insurers and 36 states, each paired with a chart summary. Cases were stratified by what the insurer publishes: coverage policy with medical criteria (n=30), policy published but criteria held by a third-party review organization (n=15), or no published policy (n=15). Four systems answered each case once and then drafted the appeal: ChatGPT, Claude and Gemini at their free consumer tiers, each with web search and page retrieval, and OrthoAppeals, which answers from a curated policy library. The primary outcome was correct policy identification. The secondary outcome, assessed in the 30 cases with published criteria, was a criterion-grounded appeal, defined as a letter quoting a requirement from the governing policy that addresses the stated reason for denial. Letters were graded blinded; quotations were verified against the policy document by exact text match. Paired comparisons used McNemar exact tests.</w:t>
       </w:r>
     </w:p>
     <w:p>
@@ -115,7 +99,7 @@
           <w:sz w:val="22"/>
           <w:szCs w:val="22"/>
         </w:rPr>
-        <w:t xml:space="preserve">OrthoAppeals identified the governing policy in 60 of 60 cases, ChatGPT in 38 (63%), Claude in 34 (57%) and Gemini in 30 (50%). Where the insurer publishes nothing and the correct answer is to say so, ChatGPT did so in 14 of 15 and Gemini in 4 of 15, naming a document that does not exist in 11. In the appeal letter, the measure that matters is whether the letter quotes a requirement from the policy that answers the stated reason for denial. OrthoAppeals did this in 26 of 30 cases (87%), Gemini in 22 (73%, P=.22), Claude in 16 (53%, P=.006) and ChatGPT in 2 (7%; difference 80 percentage points, P&lt;.001). Gemini stated the appeal deadline in 11 of 60 letters and ChatGPT in 27 of 60, against 60 of 60 for OrthoAppeals. Quotations attributed to the plan but absent from it appeared in 43% of Claude letters, 40% of Gemini letters, 3% of ChatGPT letters and none from OrthoAppeals. Policy numbers or effective dates that appear in no source were present in 25% of Gemini letters, 18% of Claude letters, 8% of ChatGPT letters and 2% of OrthoAppeals letters.</w:t>
+        <w:t xml:space="preserve">OrthoAppeals identified the governing policy in 60 of 60 cases (100%), ChatGPT in 39 of 60 (65.0%), Gemini in 39 of 60 (65.0%) and Claude in 37 of 60 (61.7%); all differences versus OrthoAppeals were significant (P&lt;.001), and the three chatbots did not differ from one another (P&gt;.77 for all pairwise comparisons). Where the insurer publishes no policy, Gemini named a nonexistent document in 11 of 15 cases, compared with 3 of 15 for Claude and 1 of 15 for ChatGPT. A criterion-grounded appeal was produced by OrthoAppeals in 26 of 30 cases (86.7%), Gemini in 22 (73.3%; P=.22), Claude in 16 (53.3%; P=.006) and ChatGPT in 2 (6.7%; difference 80.0 percentage points, 95% CI 60.0 to 93.3; P&lt;.001). The filing deadline, printed verbatim on every notice, was stated in 11 of 60 Gemini letters (18.3%) and 27 of 60 ChatGPT letters (45.0%). Quotations attributed to the policy but absent from it appeared in 26 of 60 Claude letters (43.3%) and 24 of 60 Gemini letters (40.0%), versus 2 of 60 for ChatGPT (3.3%) and none for OrthoAppeals.</w:t>
       </w:r>
     </w:p>
     <w:p>
@@ -138,12 +122,12 @@
           <w:sz w:val="22"/>
           <w:szCs w:val="22"/>
         </w:rPr>
-        <w:t xml:space="preserve">Free chatbots produced appeal letters that were fluent but largely ungrounded: they rarely quoted the requirement the denial turned on, frequently omitted the filing deadline, and attributed rules to the plan that the plan does not state. A tool answering from a verified policy library quoted the governing requirement in nearly nine of ten cases and fabricated nothing. The errors that distinguish these systems are the kind that lose an appeal rather than the kind a reader would notice.</w:t>
-      </w:r>
-    </w:p>
-    <w:p>
-      <w:pPr>
-        <w:spacing w:after="120" w:before="280"/>
+        <w:t xml:space="preserve">Free consumer chatbots produced fluent appeal letters that were largely ungrounded in the insurer's coverage policy, frequently omitted the filing deadline, and attributed requirements to the plan that the plan does not state. A system answering from a verified policy library quoted the governing criterion in 86.7% of eligible cases without unverifiable attribution. These failure modes are of the type likely to result in denial on appeal rather than the type a lay reader would detect.</w:t>
+      </w:r>
+    </w:p>
+    <w:p>
+      <w:pPr>
+        <w:spacing w:after="120" w:before="300"/>
       </w:pPr>
       <w:r>
         <w:rPr>
@@ -170,7 +154,7 @@
           <w:sz w:val="22"/>
           <w:szCs w:val="22"/>
         </w:rPr>
-        <w:t xml:space="preserve">Cases</w:t>
+        <w:t xml:space="preserve">Case construction</w:t>
       </w:r>
     </w:p>
     <w:p>
@@ -183,7 +167,7 @@
           <w:sz w:val="22"/>
           <w:szCs w:val="22"/>
         </w:rPr>
-        <w:t xml:space="preserve">We constructed 60 synthetic denial letters modeled on commercial adverse benefit determinations. Each names a member, a member identification number, a reference number, a date of notice, the denied procedure and its CPT code, and one of four stated reasons for denial: inadequate trial of conservative treatment, imaging findings that do not support necessity, failure to meet the plan's medical necessity criteria, or incomplete documentation. Each letter is paired with a chart summary drawn from the prior authorization packet, containing symptom duration, conservative measures attempted, examination findings and imaging results consistent with the denied procedure.</w:t>
+        <w:t xml:space="preserve">Sixty synthetic adverse benefit determinations were constructed to reproduce the structure of commercial denial notices. Each specifies a member name, member identification number, reference number, date of notice, denied procedure with CPT code, and one of four stated denial reasons: inadequate trial of conservative treatment, imaging findings not supporting necessity, failure to meet medical necessity criteria, or incomplete documentation. Each notice states the appeal filing deadline as an explicit calendar date. Each case is paired with a chart summary reproducing the content of a prior authorization packet, including symptom duration, conservative measures attempted, physical examination findings and imaging results. Cases span 13 orthopedic procedures, 37 insurers and 36 states. No patient data were used.</w:t>
       </w:r>
     </w:p>
     <w:p>
@@ -196,20 +180,7 @@
           <w:sz w:val="22"/>
           <w:szCs w:val="22"/>
         </w:rPr>
-        <w:t xml:space="preserve">Cases span 13 orthopedic procedures, 37 insurers and 36 states. No patient data were used; every case is synthetic.</w:t>
-      </w:r>
-    </w:p>
-    <w:p>
-      <w:pPr>
-        <w:spacing w:after="120" w:line="276"/>
-      </w:pPr>
-      <w:r>
-        <w:rPr>
-          <w:rFonts w:ascii="Times New Roman" w:cs="Times New Roman" w:eastAsia="Times New Roman" w:hAnsi="Times New Roman"/>
-          <w:sz w:val="22"/>
-          <w:szCs w:val="22"/>
-        </w:rPr>
-        <w:t xml:space="preserve">Cases fall into three groups defined by what the insurer actually publishes. In the first (30 cases), the insurer publishes its coverage policy with the medical criteria in it, and the correct answer is to cite that document. In the second (15 cases), the insurer publishes a policy but the criteria themselves are held by a private review company such as InterQual or MCG, and the correct answer is to cite the document and tell the patient how to obtain the criteria. In the third (15 cases), the insurer publishes nothing, and the correct answer is to say so and give the patient a route to request the criteria rather than to name a document.</w:t>
+        <w:t xml:space="preserve">Cases were stratified by what the insurer publishes for the denied procedure. In stratum A (n=30) the insurer publishes a coverage policy containing the medical criteria, and the correct response is to cite that document. In stratum B (n=15) the insurer publishes a policy but the operative criteria are held by a third-party review organization such as InterQual or MCG, and the correct response is to cite the document and provide the route by which the criteria may be obtained. In stratum C (n=15) the insurer publishes no applicable policy, and the correct response is to state this and provide a route to request the criteria rather than to name a document.</w:t>
       </w:r>
     </w:p>
     <w:p>
@@ -226,7 +197,7 @@
           <w:sz w:val="22"/>
           <w:szCs w:val="22"/>
         </w:rPr>
-        <w:t xml:space="preserve">Systems compared</w:t>
+        <w:t xml:space="preserve">Systems and procedure</w:t>
       </w:r>
     </w:p>
     <w:p>
@@ -239,20 +210,7 @@
           <w:sz w:val="22"/>
           <w:szCs w:val="22"/>
         </w:rPr>
-        <w:t xml:space="preserve">Four systems answered each case. ChatGPT, Gemini and Claude were used at the model tier each vendor serves to free users, each given the same two capabilities a person browsing would have: web search and the ability to open a web page. OrthoAppeals answers from a curated library of payer coverage policies rather than by searching.</w:t>
-      </w:r>
-    </w:p>
-    <w:p>
-      <w:pPr>
-        <w:spacing w:after="120" w:line="276"/>
-      </w:pPr>
-      <w:r>
-        <w:rPr>
-          <w:rFonts w:ascii="Times New Roman" w:cs="Times New Roman" w:eastAsia="Times New Roman" w:hAnsi="Times New Roman"/>
-          <w:sz w:val="22"/>
-          <w:szCs w:val="22"/>
-        </w:rPr>
-        <w:t xml:space="preserve">Every system received the identical denial letter, the identical chart summary and the identical instruction. Each was asked first to identify the governing policy, then, continuing the same session, to draft the appeal letter a patient would send.</w:t>
+        <w:t xml:space="preserve">Four systems were evaluated. ChatGPT, Claude and Gemini were accessed at the model tier each vendor serves to non-paying users, and each was provided the same two capabilities available to a person using a browser: web search and retrieval of a named web page. OrthoAppeals answers from a curated library of payer coverage policies rather than by search. Each system received an identical denial notice, chart summary and instruction, was asked first to identify the governing policy, and was then asked, continuing the same session, to draft the appeal letter a patient would submit.</w:t>
       </w:r>
     </w:p>
     <w:p>
@@ -282,7 +240,7 @@
           <w:sz w:val="22"/>
           <w:szCs w:val="22"/>
         </w:rPr>
-        <w:t xml:space="preserve">The first outcome is whether the system identified the governing policy: the document the insurer actually applies to that procedure, or, where the insurer publishes nothing, an explicit statement to that effect. An answer was credited when it named the correct document by address or by title, when it named a document carrying the same guideline number from the same publisher, or when it named a document that states criteria for the denied code. The correct answer for each case was taken from a curated library of payer coverage policies and checked against the live document; 29 of the 30 documents in the first group were confirmed to resolve, to name the procedure and to state criteria for it.</w:t>
+        <w:t xml:space="preserve">The primary outcome was correct policy identification. An answer was scored correct when it named the governing document by address or title, named a document bearing the same guideline identifier from the same publisher, or named a document that states criteria for the denied code; in stratum C, an explicit statement that no applicable policy is published was required. The correct answer for each case was drawn from a curated policy library and verified against the live document; 29 of the 30 stratum A documents were confirmed to resolve, to name the procedure and to state criteria for it.</w:t>
       </w:r>
     </w:p>
     <w:p>
@@ -295,7 +253,7 @@
           <w:sz w:val="22"/>
           <w:szCs w:val="22"/>
         </w:rPr>
-        <w:t xml:space="preserve">The second outcome concerns the letter, and is the one that bears on whether an appeal succeeds. A letter was counted as grounded when it quotes a requirement from the governing policy that answers the reason this claim was denied, and ties that requirement to the patient's record. A letter that quotes nothing is not grounded. A letter that quotes an unrelated requirement is not grounded. A letter that quotes the denial notice back at the insurer is not grounded, because it repeats the insurer's conclusion rather than answering it.</w:t>
+        <w:t xml:space="preserve">The secondary outcome, assessed in stratum A, was a criterion-grounded appeal: a letter quoting a requirement from the governing policy that addresses the stated reason for denial and relates that requirement to the patient's record. A letter containing no policy quotation, a letter quoting a requirement unrelated to the stated denial reason, and a letter quoting the denial notice rather than the policy were each scored as not grounded.</w:t>
       </w:r>
     </w:p>
     <w:p>
@@ -308,7 +266,7 @@
           <w:sz w:val="22"/>
           <w:szCs w:val="22"/>
         </w:rPr>
-        <w:t xml:space="preserve">Three further properties of the letter were recorded. Whether the letter carries the identifiers printed on the notice — member identification number, reference number, member name and date of denial — without which an appeal is returned before it is read. Whether the letter states the filing deadline and tells the patient where to send the appeal. And whether the letter contains a policy number or effective date that appears in no source available to it.</w:t>
+        <w:t xml:space="preserve">Four further letter characteristics were recorded. Administrative completeness was defined as reproduction of the member identification number, reference number, member name and date of denial from the notice. The filing deadline and submission route were each scored as stated or absent. An unverifiable quotation was defined as text presented as the policy's language that does not appear in the policy document. An unsourced policy identifier was defined as a policy number or effective date appearing in no source available to the system.</w:t>
       </w:r>
     </w:p>
     <w:p>
@@ -325,7 +283,7 @@
           <w:sz w:val="22"/>
           <w:szCs w:val="22"/>
         </w:rPr>
-        <w:t xml:space="preserve">Grading</w:t>
+        <w:t xml:space="preserve">Grading and statistical analysis</w:t>
       </w:r>
     </w:p>
     <w:p>
@@ -338,7 +296,20 @@
           <w:sz w:val="22"/>
           <w:szCs w:val="22"/>
         </w:rPr>
-        <w:t xml:space="preserve">Letters were graded without the grader knowing which system produced them. Factual properties were verified by exact text comparison rather than by judgment: a quotation either appears in the policy document or it does not; a deadline either matches the date on the notice or it does not. Quotations appearing in the denial notice or the chart were not counted as policy quotations, so that a letter restating the denial receives no credit for it.</w:t>
+        <w:t xml:space="preserve">Letters were graded without knowledge of the generating system. Factual characteristics were determined by exact text comparison rather than by rater judgment: a quotation either appears in the policy document or does not, and a date either matches the notice or does not. Text appearing in the denial notice or chart summary was excluded from consideration as a policy quotation.</w:t>
+      </w:r>
+    </w:p>
+    <w:p>
+      <w:pPr>
+        <w:spacing w:after="120" w:line="276"/>
+      </w:pPr>
+      <w:r>
+        <w:rPr>
+          <w:rFonts w:ascii="Times New Roman" w:cs="Times New Roman" w:eastAsia="Times New Roman" w:hAnsi="Times New Roman"/>
+          <w:sz w:val="22"/>
+          <w:szCs w:val="22"/>
+        </w:rPr>
+        <w:t xml:space="preserve">Proportions are reported with 95% Wilson score confidence intervals. Because every system answered every case, comparisons are paired and were tested with McNemar exact tests, reported with discordant pair counts. Confidence intervals for paired differences were obtained by bootstrap resampling of cases (10,000 replicates, percentile method). Tests were two-sided with alpha of .05. Three prespecified comparisons were made against OrthoAppeals for each outcome; a Bonferroni-corrected threshold of .017 is noted where relevant.</w:t>
       </w:r>
     </w:p>
     <w:p>
@@ -355,7 +326,7 @@
           <w:sz w:val="22"/>
           <w:szCs w:val="22"/>
         </w:rPr>
-        <w:t xml:space="preserve">Analysis</w:t>
+        <w:t xml:space="preserve">Limitations</w:t>
       </w:r>
     </w:p>
     <w:p>
@@ -368,7 +339,61 @@
           <w:sz w:val="22"/>
           <w:szCs w:val="22"/>
         </w:rPr>
-        <w:t xml:space="preserve">Because every system answered every case, comparisons are paired. Differences between systems were tested with McNemar's exact test and are reported with the number of cases each system answered correctly where the other did not. Proportions are given with 95% confidence intervals.</w:t>
+        <w:t xml:space="preserve">Cases were sampled from the policy library from which the reference answers were drawn, so every case is one the library covers. This design cannot measure performance when a patient's insurer is absent from the library, which is a distinct failure mode.</w:t>
+      </w:r>
+    </w:p>
+    <w:p>
+      <w:pPr>
+        <w:spacing w:after="120" w:line="276"/>
+      </w:pPr>
+      <w:r>
+        <w:rPr>
+          <w:rFonts w:ascii="Times New Roman" w:cs="Times New Roman" w:eastAsia="Times New Roman" w:hAnsi="Times New Roman"/>
+          <w:sz w:val="22"/>
+          <w:szCs w:val="22"/>
+        </w:rPr>
+        <w:t xml:space="preserve">In stratum C the reference answer cannot be confirmed by document retrieval, as the assertion is that no applicable document exists; these answers rest on manual review of the insurer's published materials.</w:t>
+      </w:r>
+    </w:p>
+    <w:p>
+      <w:pPr>
+        <w:spacing w:after="120" w:line="276"/>
+      </w:pPr>
+      <w:r>
+        <w:rPr>
+          <w:rFonts w:ascii="Times New Roman" w:cs="Times New Roman" w:eastAsia="Times New Roman" w:hAnsi="Times New Roman"/>
+          <w:sz w:val="22"/>
+          <w:szCs w:val="22"/>
+        </w:rPr>
+        <w:t xml:space="preserve">All denial notices are synthetic. Whether the differences observed alter the proportion of appeals that succeed was not addressed by this design and requires prospective evaluation.</w:t>
+      </w:r>
+    </w:p>
+    <w:p>
+      <w:pPr>
+        <w:spacing w:after="120" w:before="300"/>
+      </w:pPr>
+      <w:r>
+        <w:rPr>
+          <w:rFonts w:ascii="Times New Roman" w:cs="Times New Roman" w:eastAsia="Times New Roman" w:hAnsi="Times New Roman"/>
+          <w:b/>
+          <w:bCs/>
+          <w:sz w:val="24"/>
+          <w:szCs w:val="24"/>
+        </w:rPr>
+        <w:t xml:space="preserve">Results</w:t>
+      </w:r>
+    </w:p>
+    <w:p>
+      <w:pPr>
+        <w:spacing w:after="120" w:line="276"/>
+      </w:pPr>
+      <w:r>
+        <w:rPr>
+          <w:rFonts w:ascii="Times New Roman" w:cs="Times New Roman" w:eastAsia="Times New Roman" w:hAnsi="Times New Roman"/>
+          <w:sz w:val="22"/>
+          <w:szCs w:val="22"/>
+        </w:rPr>
+        <w:t xml:space="preserve">Two hundred and forty retrievals and 240 appeal letters were produced and graded, comprising 60 cases for each of four systems.</w:t>
       </w:r>
     </w:p>
     <w:p>
@@ -385,7 +410,7 @@
           <w:sz w:val="22"/>
           <w:szCs w:val="22"/>
         </w:rPr>
-        <w:t xml:space="preserve">Limitations</w:t>
+        <w:t xml:space="preserve">Correct policy identification</w:t>
       </w:r>
     </w:p>
     <w:p>
@@ -398,7 +423,7 @@
           <w:sz w:val="22"/>
           <w:szCs w:val="22"/>
         </w:rPr>
-        <w:t xml:space="preserve">Cases were sampled from the policy library described above, so every case is one the library covers. This pilot therefore cannot measure what happens when a patient's insurer is absent from the library, which is a distinct and important failure mode.</w:t>
+        <w:t xml:space="preserve">OrthoAppeals identified the governing policy in 60 of 60 cases (100%, 95% CI 94.0–100.0). Among the consumer chatbots, ChatGPT was correct in 39 of 60 (65.0%, 95% CI 52.4–75.8), Gemini in 39 of 60 (65.0%, 95% CI 52.4–75.8) and Claude in 37 of 60 (61.7%, 95% CI 49.0–72.9). Each difference versus OrthoAppeals was significant: ChatGPT, 35.0 percentage points (95% CI 23.3–46.7), 21 discordant pairs all favoring OrthoAppeals, P&lt;.001; Gemini, 35.0 percentage points (95% CI 23.3–46.7), 21 discordant pairs, P&lt;.001; Claude, 38.3 percentage points (95% CI 26.7–50.0), 23 discordant pairs, P&lt;.001. All remained significant at the Bonferroni-corrected threshold.</w:t>
       </w:r>
     </w:p>
     <w:p>
@@ -411,83 +436,12 @@
           <w:sz w:val="22"/>
           <w:szCs w:val="22"/>
         </w:rPr>
-        <w:t xml:space="preserve">For the 15 cases in which the insurer publishes nothing, the correct answer cannot be confirmed by retrieving a document, since the claim is that no document exists. Those answers rest on manual review of the insurer's published materials.</w:t>
-      </w:r>
-    </w:p>
-    <w:p>
-      <w:pPr>
-        <w:spacing w:after="120" w:line="276"/>
-      </w:pPr>
-      <w:r>
-        <w:rPr>
-          <w:rFonts w:ascii="Times New Roman" w:cs="Times New Roman" w:eastAsia="Times New Roman" w:hAnsi="Times New Roman"/>
-          <w:sz w:val="22"/>
-          <w:szCs w:val="22"/>
-        </w:rPr>
-        <w:t xml:space="preserve">All denial letters are synthetic. Whether these differences change the proportion of appeals that succeed is not addressed by this design and requires prospective study.</w:t>
-      </w:r>
-    </w:p>
-    <w:p>
-      <w:pPr>
-        <w:spacing w:after="120" w:before="280"/>
-      </w:pPr>
-      <w:r>
-        <w:rPr>
-          <w:rFonts w:ascii="Times New Roman" w:cs="Times New Roman" w:eastAsia="Times New Roman" w:hAnsi="Times New Roman"/>
-          <w:b/>
-          <w:bCs/>
-          <w:sz w:val="24"/>
-          <w:szCs w:val="24"/>
-        </w:rPr>
-        <w:t xml:space="preserve">Results</w:t>
-      </w:r>
-    </w:p>
-    <w:p>
-      <w:pPr>
-        <w:spacing w:after="120" w:line="276"/>
-      </w:pPr>
-      <w:r>
-        <w:rPr>
-          <w:rFonts w:ascii="Times New Roman" w:cs="Times New Roman" w:eastAsia="Times New Roman" w:hAnsi="Times New Roman"/>
-          <w:sz w:val="22"/>
-          <w:szCs w:val="22"/>
-        </w:rPr>
-        <w:t xml:space="preserve">Two hundred and forty retrievals and 240 appeal letters were produced and graded.</w:t>
-      </w:r>
-    </w:p>
-    <w:p>
-      <w:pPr>
-        <w:spacing w:after="100" w:before="200"/>
-      </w:pPr>
-      <w:r>
-        <w:rPr>
-          <w:rFonts w:ascii="Times New Roman" w:cs="Times New Roman" w:eastAsia="Times New Roman" w:hAnsi="Times New Roman"/>
-          <w:b/>
-          <w:bCs/>
-          <w:i/>
-          <w:iCs/>
-          <w:sz w:val="22"/>
-          <w:szCs w:val="22"/>
-        </w:rPr>
-        <w:t xml:space="preserve">Identifying the governing policy</w:t>
-      </w:r>
-    </w:p>
-    <w:p>
-      <w:pPr>
-        <w:spacing w:after="120" w:line="276"/>
-      </w:pPr>
-      <w:r>
-        <w:rPr>
-          <w:rFonts w:ascii="Times New Roman" w:cs="Times New Roman" w:eastAsia="Times New Roman" w:hAnsi="Times New Roman"/>
-          <w:sz w:val="22"/>
-          <w:szCs w:val="22"/>
-        </w:rPr>
-        <w:t xml:space="preserve">OrthoAppeals identified the correct policy in all 60 cases. Among the free chatbots, ChatGPT was correct in 38 of 60 (63%, 95% CI 51–74), Claude in 34 (57%, CI 44–68) and Gemini in 30 (50%, CI 38–62). In every paired comparison the chatbot was never correct where OrthoAppeals was wrong (P&lt;.001 for each).</w:t>
+        <w:t xml:space="preserve">The three chatbots did not differ from one another: ChatGPT versus Claude, 7 versus 5 discordant pairs, P=.77; ChatGPT versus Gemini, 12 versus 12, P=1.00; Claude versus Gemini, 11 versus 9, P=.82.</w:t>
       </w:r>
     </w:p>
     <w:tbl>
       <w:tblPr>
-        <w:tblW w:type="dxa" w:w="8200"/>
+        <w:tblW w:type="dxa" w:w="8400"/>
         <w:tblBorders>
           <w:top w:val="single" w:color="auto" w:sz="4"/>
           <w:left w:val="single" w:color="auto" w:sz="4"/>
@@ -498,15 +452,15 @@
         </w:tblBorders>
       </w:tblPr>
       <w:tblGrid>
-        <w:gridCol w:w="3100"/>
-        <w:gridCol w:w="1700"/>
-        <w:gridCol w:w="1700"/>
-        <w:gridCol w:w="1700"/>
+        <w:gridCol w:w="2700"/>
+        <w:gridCol w:w="1900"/>
+        <w:gridCol w:w="1900"/>
+        <w:gridCol w:w="1900"/>
       </w:tblGrid>
       <w:tr>
         <w:tc>
           <w:tcPr>
-            <w:tcW w:type="dxa" w:w="3100"/>
+            <w:tcW w:type="dxa" w:w="2700"/>
             <w:tcBorders>
               <w:top w:val="single" w:color="000000" w:sz="4"/>
               <w:left w:val="single" w:color="000000" w:sz="4"/>
@@ -540,7 +494,7 @@
         </w:tc>
         <w:tc>
           <w:tcPr>
-            <w:tcW w:type="dxa" w:w="1700"/>
+            <w:tcW w:type="dxa" w:w="1900"/>
             <w:tcBorders>
               <w:top w:val="single" w:color="000000" w:sz="4"/>
               <w:left w:val="single" w:color="000000" w:sz="4"/>
@@ -568,13 +522,13 @@
                 <w:sz w:val="19"/>
                 <w:szCs w:val="19"/>
               </w:rPr>
-              <w:t xml:space="preserve">Insurer publishes criteria (30)</w:t>
-            </w:r>
-          </w:p>
-        </w:tc>
-        <w:tc>
-          <w:tcPr>
-            <w:tcW w:type="dxa" w:w="1700"/>
+              <w:t xml:space="preserve">Stratum A: criteria published (n=30)</w:t>
+            </w:r>
+          </w:p>
+        </w:tc>
+        <w:tc>
+          <w:tcPr>
+            <w:tcW w:type="dxa" w:w="1900"/>
             <w:tcBorders>
               <w:top w:val="single" w:color="000000" w:sz="4"/>
               <w:left w:val="single" w:color="000000" w:sz="4"/>
@@ -602,13 +556,13 @@
                 <w:sz w:val="19"/>
                 <w:szCs w:val="19"/>
               </w:rPr>
-              <w:t xml:space="preserve">Criteria held by a review company (15)</w:t>
-            </w:r>
-          </w:p>
-        </w:tc>
-        <w:tc>
-          <w:tcPr>
-            <w:tcW w:type="dxa" w:w="1700"/>
+              <w:t xml:space="preserve">Stratum B: criteria held by review organization (n=15)</w:t>
+            </w:r>
+          </w:p>
+        </w:tc>
+        <w:tc>
+          <w:tcPr>
+            <w:tcW w:type="dxa" w:w="1900"/>
             <w:tcBorders>
               <w:top w:val="single" w:color="000000" w:sz="4"/>
               <w:left w:val="single" w:color="000000" w:sz="4"/>
@@ -636,7 +590,7 @@
                 <w:sz w:val="19"/>
                 <w:szCs w:val="19"/>
               </w:rPr>
-              <w:t xml:space="preserve">Insurer publishes nothing (15)</w:t>
+              <w:t xml:space="preserve">Stratum C: no published policy (n=15)</w:t>
             </w:r>
           </w:p>
         </w:tc>
@@ -644,7 +598,7 @@
       <w:tr>
         <w:tc>
           <w:tcPr>
-            <w:tcW w:type="dxa" w:w="3100"/>
+            <w:tcW w:type="dxa" w:w="2700"/>
             <w:tcBorders>
               <w:top w:val="single" w:color="000000" w:sz="4"/>
               <w:left w:val="single" w:color="000000" w:sz="4"/>
@@ -677,100 +631,100 @@
         </w:tc>
         <w:tc>
           <w:tcPr>
-            <w:tcW w:type="dxa" w:w="1700"/>
-            <w:tcBorders>
-              <w:top w:val="single" w:color="000000" w:sz="4"/>
-              <w:left w:val="single" w:color="000000" w:sz="4"/>
-              <w:bottom w:val="single" w:color="000000" w:sz="4"/>
-              <w:right w:val="single" w:color="000000" w:sz="4"/>
-            </w:tcBorders>
-            <w:tcMar>
-              <w:top w:type="dxa" w:w="60"/>
-              <w:left w:type="dxa" w:w="90"/>
-              <w:bottom w:type="dxa" w:w="60"/>
-              <w:right w:type="dxa" w:w="90"/>
-            </w:tcMar>
-          </w:tcPr>
-          <w:p>
-            <w:pPr>
-              <w:spacing w:after="0"/>
-              <w:jc w:val="center"/>
-            </w:pPr>
-            <w:r>
-              <w:rPr>
-                <w:rFonts w:ascii="Times New Roman" w:cs="Times New Roman" w:eastAsia="Times New Roman" w:hAnsi="Times New Roman"/>
-                <w:b w:val="false"/>
-                <w:bCs w:val="false"/>
-                <w:sz w:val="19"/>
-                <w:szCs w:val="19"/>
-              </w:rPr>
-              <w:t xml:space="preserve">30 (100%)</w:t>
-            </w:r>
-          </w:p>
-        </w:tc>
-        <w:tc>
-          <w:tcPr>
-            <w:tcW w:type="dxa" w:w="1700"/>
-            <w:tcBorders>
-              <w:top w:val="single" w:color="000000" w:sz="4"/>
-              <w:left w:val="single" w:color="000000" w:sz="4"/>
-              <w:bottom w:val="single" w:color="000000" w:sz="4"/>
-              <w:right w:val="single" w:color="000000" w:sz="4"/>
-            </w:tcBorders>
-            <w:tcMar>
-              <w:top w:type="dxa" w:w="60"/>
-              <w:left w:type="dxa" w:w="90"/>
-              <w:bottom w:type="dxa" w:w="60"/>
-              <w:right w:type="dxa" w:w="90"/>
-            </w:tcMar>
-          </w:tcPr>
-          <w:p>
-            <w:pPr>
-              <w:spacing w:after="0"/>
-              <w:jc w:val="center"/>
-            </w:pPr>
-            <w:r>
-              <w:rPr>
-                <w:rFonts w:ascii="Times New Roman" w:cs="Times New Roman" w:eastAsia="Times New Roman" w:hAnsi="Times New Roman"/>
-                <w:b w:val="false"/>
-                <w:bCs w:val="false"/>
-                <w:sz w:val="19"/>
-                <w:szCs w:val="19"/>
-              </w:rPr>
-              <w:t xml:space="preserve">15 (100%)</w:t>
-            </w:r>
-          </w:p>
-        </w:tc>
-        <w:tc>
-          <w:tcPr>
-            <w:tcW w:type="dxa" w:w="1700"/>
-            <w:tcBorders>
-              <w:top w:val="single" w:color="000000" w:sz="4"/>
-              <w:left w:val="single" w:color="000000" w:sz="4"/>
-              <w:bottom w:val="single" w:color="000000" w:sz="4"/>
-              <w:right w:val="single" w:color="000000" w:sz="4"/>
-            </w:tcBorders>
-            <w:tcMar>
-              <w:top w:type="dxa" w:w="60"/>
-              <w:left w:type="dxa" w:w="90"/>
-              <w:bottom w:type="dxa" w:w="60"/>
-              <w:right w:type="dxa" w:w="90"/>
-            </w:tcMar>
-          </w:tcPr>
-          <w:p>
-            <w:pPr>
-              <w:spacing w:after="0"/>
-              <w:jc w:val="center"/>
-            </w:pPr>
-            <w:r>
-              <w:rPr>
-                <w:rFonts w:ascii="Times New Roman" w:cs="Times New Roman" w:eastAsia="Times New Roman" w:hAnsi="Times New Roman"/>
-                <w:b w:val="false"/>
-                <w:bCs w:val="false"/>
-                <w:sz w:val="19"/>
-                <w:szCs w:val="19"/>
-              </w:rPr>
-              <w:t xml:space="preserve">15 (100%)</w:t>
+            <w:tcW w:type="dxa" w:w="1900"/>
+            <w:tcBorders>
+              <w:top w:val="single" w:color="000000" w:sz="4"/>
+              <w:left w:val="single" w:color="000000" w:sz="4"/>
+              <w:bottom w:val="single" w:color="000000" w:sz="4"/>
+              <w:right w:val="single" w:color="000000" w:sz="4"/>
+            </w:tcBorders>
+            <w:tcMar>
+              <w:top w:type="dxa" w:w="60"/>
+              <w:left w:type="dxa" w:w="90"/>
+              <w:bottom w:type="dxa" w:w="60"/>
+              <w:right w:type="dxa" w:w="90"/>
+            </w:tcMar>
+          </w:tcPr>
+          <w:p>
+            <w:pPr>
+              <w:spacing w:after="0"/>
+              <w:jc w:val="center"/>
+            </w:pPr>
+            <w:r>
+              <w:rPr>
+                <w:rFonts w:ascii="Times New Roman" w:cs="Times New Roman" w:eastAsia="Times New Roman" w:hAnsi="Times New Roman"/>
+                <w:b w:val="false"/>
+                <w:bCs w:val="false"/>
+                <w:sz w:val="19"/>
+                <w:szCs w:val="19"/>
+              </w:rPr>
+              <w:t xml:space="preserve">30/30 (100%)</w:t>
+            </w:r>
+          </w:p>
+        </w:tc>
+        <w:tc>
+          <w:tcPr>
+            <w:tcW w:type="dxa" w:w="1900"/>
+            <w:tcBorders>
+              <w:top w:val="single" w:color="000000" w:sz="4"/>
+              <w:left w:val="single" w:color="000000" w:sz="4"/>
+              <w:bottom w:val="single" w:color="000000" w:sz="4"/>
+              <w:right w:val="single" w:color="000000" w:sz="4"/>
+            </w:tcBorders>
+            <w:tcMar>
+              <w:top w:type="dxa" w:w="60"/>
+              <w:left w:type="dxa" w:w="90"/>
+              <w:bottom w:type="dxa" w:w="60"/>
+              <w:right w:type="dxa" w:w="90"/>
+            </w:tcMar>
+          </w:tcPr>
+          <w:p>
+            <w:pPr>
+              <w:spacing w:after="0"/>
+              <w:jc w:val="center"/>
+            </w:pPr>
+            <w:r>
+              <w:rPr>
+                <w:rFonts w:ascii="Times New Roman" w:cs="Times New Roman" w:eastAsia="Times New Roman" w:hAnsi="Times New Roman"/>
+                <w:b w:val="false"/>
+                <w:bCs w:val="false"/>
+                <w:sz w:val="19"/>
+                <w:szCs w:val="19"/>
+              </w:rPr>
+              <w:t xml:space="preserve">15/15 (100%)</w:t>
+            </w:r>
+          </w:p>
+        </w:tc>
+        <w:tc>
+          <w:tcPr>
+            <w:tcW w:type="dxa" w:w="1900"/>
+            <w:tcBorders>
+              <w:top w:val="single" w:color="000000" w:sz="4"/>
+              <w:left w:val="single" w:color="000000" w:sz="4"/>
+              <w:bottom w:val="single" w:color="000000" w:sz="4"/>
+              <w:right w:val="single" w:color="000000" w:sz="4"/>
+            </w:tcBorders>
+            <w:tcMar>
+              <w:top w:type="dxa" w:w="60"/>
+              <w:left w:type="dxa" w:w="90"/>
+              <w:bottom w:type="dxa" w:w="60"/>
+              <w:right w:type="dxa" w:w="90"/>
+            </w:tcMar>
+          </w:tcPr>
+          <w:p>
+            <w:pPr>
+              <w:spacing w:after="0"/>
+              <w:jc w:val="center"/>
+            </w:pPr>
+            <w:r>
+              <w:rPr>
+                <w:rFonts w:ascii="Times New Roman" w:cs="Times New Roman" w:eastAsia="Times New Roman" w:hAnsi="Times New Roman"/>
+                <w:b w:val="false"/>
+                <w:bCs w:val="false"/>
+                <w:sz w:val="19"/>
+                <w:szCs w:val="19"/>
+              </w:rPr>
+              <w:t xml:space="preserve">15/15 (100%)</w:t>
             </w:r>
           </w:p>
         </w:tc>
@@ -778,7 +732,7 @@
       <w:tr>
         <w:tc>
           <w:tcPr>
-            <w:tcW w:type="dxa" w:w="3100"/>
+            <w:tcW w:type="dxa" w:w="2700"/>
             <w:tcBorders>
               <w:top w:val="single" w:color="000000" w:sz="4"/>
               <w:left w:val="single" w:color="000000" w:sz="4"/>
@@ -811,100 +765,100 @@
         </w:tc>
         <w:tc>
           <w:tcPr>
-            <w:tcW w:type="dxa" w:w="1700"/>
-            <w:tcBorders>
-              <w:top w:val="single" w:color="000000" w:sz="4"/>
-              <w:left w:val="single" w:color="000000" w:sz="4"/>
-              <w:bottom w:val="single" w:color="000000" w:sz="4"/>
-              <w:right w:val="single" w:color="000000" w:sz="4"/>
-            </w:tcBorders>
-            <w:tcMar>
-              <w:top w:type="dxa" w:w="60"/>
-              <w:left w:type="dxa" w:w="90"/>
-              <w:bottom w:type="dxa" w:w="60"/>
-              <w:right w:type="dxa" w:w="90"/>
-            </w:tcMar>
-          </w:tcPr>
-          <w:p>
-            <w:pPr>
-              <w:spacing w:after="0"/>
-              <w:jc w:val="center"/>
-            </w:pPr>
-            <w:r>
-              <w:rPr>
-                <w:rFonts w:ascii="Times New Roman" w:cs="Times New Roman" w:eastAsia="Times New Roman" w:hAnsi="Times New Roman"/>
-                <w:b w:val="false"/>
-                <w:bCs w:val="false"/>
-                <w:sz w:val="19"/>
-                <w:szCs w:val="19"/>
-              </w:rPr>
-              <w:t xml:space="preserve">15 (50%)</w:t>
-            </w:r>
-          </w:p>
-        </w:tc>
-        <w:tc>
-          <w:tcPr>
-            <w:tcW w:type="dxa" w:w="1700"/>
-            <w:tcBorders>
-              <w:top w:val="single" w:color="000000" w:sz="4"/>
-              <w:left w:val="single" w:color="000000" w:sz="4"/>
-              <w:bottom w:val="single" w:color="000000" w:sz="4"/>
-              <w:right w:val="single" w:color="000000" w:sz="4"/>
-            </w:tcBorders>
-            <w:tcMar>
-              <w:top w:type="dxa" w:w="60"/>
-              <w:left w:type="dxa" w:w="90"/>
-              <w:bottom w:type="dxa" w:w="60"/>
-              <w:right w:type="dxa" w:w="90"/>
-            </w:tcMar>
-          </w:tcPr>
-          <w:p>
-            <w:pPr>
-              <w:spacing w:after="0"/>
-              <w:jc w:val="center"/>
-            </w:pPr>
-            <w:r>
-              <w:rPr>
-                <w:rFonts w:ascii="Times New Roman" w:cs="Times New Roman" w:eastAsia="Times New Roman" w:hAnsi="Times New Roman"/>
-                <w:b w:val="false"/>
-                <w:bCs w:val="false"/>
-                <w:sz w:val="19"/>
-                <w:szCs w:val="19"/>
-              </w:rPr>
-              <w:t xml:space="preserve">9 (60%)</w:t>
-            </w:r>
-          </w:p>
-        </w:tc>
-        <w:tc>
-          <w:tcPr>
-            <w:tcW w:type="dxa" w:w="1700"/>
-            <w:tcBorders>
-              <w:top w:val="single" w:color="000000" w:sz="4"/>
-              <w:left w:val="single" w:color="000000" w:sz="4"/>
-              <w:bottom w:val="single" w:color="000000" w:sz="4"/>
-              <w:right w:val="single" w:color="000000" w:sz="4"/>
-            </w:tcBorders>
-            <w:tcMar>
-              <w:top w:type="dxa" w:w="60"/>
-              <w:left w:type="dxa" w:w="90"/>
-              <w:bottom w:type="dxa" w:w="60"/>
-              <w:right w:type="dxa" w:w="90"/>
-            </w:tcMar>
-          </w:tcPr>
-          <w:p>
-            <w:pPr>
-              <w:spacing w:after="0"/>
-              <w:jc w:val="center"/>
-            </w:pPr>
-            <w:r>
-              <w:rPr>
-                <w:rFonts w:ascii="Times New Roman" w:cs="Times New Roman" w:eastAsia="Times New Roman" w:hAnsi="Times New Roman"/>
-                <w:b w:val="false"/>
-                <w:bCs w:val="false"/>
-                <w:sz w:val="19"/>
-                <w:szCs w:val="19"/>
-              </w:rPr>
-              <w:t xml:space="preserve">14 (93%)</w:t>
+            <w:tcW w:type="dxa" w:w="1900"/>
+            <w:tcBorders>
+              <w:top w:val="single" w:color="000000" w:sz="4"/>
+              <w:left w:val="single" w:color="000000" w:sz="4"/>
+              <w:bottom w:val="single" w:color="000000" w:sz="4"/>
+              <w:right w:val="single" w:color="000000" w:sz="4"/>
+            </w:tcBorders>
+            <w:tcMar>
+              <w:top w:type="dxa" w:w="60"/>
+              <w:left w:type="dxa" w:w="90"/>
+              <w:bottom w:type="dxa" w:w="60"/>
+              <w:right w:type="dxa" w:w="90"/>
+            </w:tcMar>
+          </w:tcPr>
+          <w:p>
+            <w:pPr>
+              <w:spacing w:after="0"/>
+              <w:jc w:val="center"/>
+            </w:pPr>
+            <w:r>
+              <w:rPr>
+                <w:rFonts w:ascii="Times New Roman" w:cs="Times New Roman" w:eastAsia="Times New Roman" w:hAnsi="Times New Roman"/>
+                <w:b w:val="false"/>
+                <w:bCs w:val="false"/>
+                <w:sz w:val="19"/>
+                <w:szCs w:val="19"/>
+              </w:rPr>
+              <w:t xml:space="preserve">16/30 (53.3%)</w:t>
+            </w:r>
+          </w:p>
+        </w:tc>
+        <w:tc>
+          <w:tcPr>
+            <w:tcW w:type="dxa" w:w="1900"/>
+            <w:tcBorders>
+              <w:top w:val="single" w:color="000000" w:sz="4"/>
+              <w:left w:val="single" w:color="000000" w:sz="4"/>
+              <w:bottom w:val="single" w:color="000000" w:sz="4"/>
+              <w:right w:val="single" w:color="000000" w:sz="4"/>
+            </w:tcBorders>
+            <w:tcMar>
+              <w:top w:type="dxa" w:w="60"/>
+              <w:left w:type="dxa" w:w="90"/>
+              <w:bottom w:type="dxa" w:w="60"/>
+              <w:right w:type="dxa" w:w="90"/>
+            </w:tcMar>
+          </w:tcPr>
+          <w:p>
+            <w:pPr>
+              <w:spacing w:after="0"/>
+              <w:jc w:val="center"/>
+            </w:pPr>
+            <w:r>
+              <w:rPr>
+                <w:rFonts w:ascii="Times New Roman" w:cs="Times New Roman" w:eastAsia="Times New Roman" w:hAnsi="Times New Roman"/>
+                <w:b w:val="false"/>
+                <w:bCs w:val="false"/>
+                <w:sz w:val="19"/>
+                <w:szCs w:val="19"/>
+              </w:rPr>
+              <w:t xml:space="preserve">9/15 (60.0%)</w:t>
+            </w:r>
+          </w:p>
+        </w:tc>
+        <w:tc>
+          <w:tcPr>
+            <w:tcW w:type="dxa" w:w="1900"/>
+            <w:tcBorders>
+              <w:top w:val="single" w:color="000000" w:sz="4"/>
+              <w:left w:val="single" w:color="000000" w:sz="4"/>
+              <w:bottom w:val="single" w:color="000000" w:sz="4"/>
+              <w:right w:val="single" w:color="000000" w:sz="4"/>
+            </w:tcBorders>
+            <w:tcMar>
+              <w:top w:type="dxa" w:w="60"/>
+              <w:left w:type="dxa" w:w="90"/>
+              <w:bottom w:type="dxa" w:w="60"/>
+              <w:right w:type="dxa" w:w="90"/>
+            </w:tcMar>
+          </w:tcPr>
+          <w:p>
+            <w:pPr>
+              <w:spacing w:after="0"/>
+              <w:jc w:val="center"/>
+            </w:pPr>
+            <w:r>
+              <w:rPr>
+                <w:rFonts w:ascii="Times New Roman" w:cs="Times New Roman" w:eastAsia="Times New Roman" w:hAnsi="Times New Roman"/>
+                <w:b w:val="false"/>
+                <w:bCs w:val="false"/>
+                <w:sz w:val="19"/>
+                <w:szCs w:val="19"/>
+              </w:rPr>
+              <w:t xml:space="preserve">14/15 (93.3%)</w:t>
             </w:r>
           </w:p>
         </w:tc>
@@ -912,7 +866,7 @@
       <w:tr>
         <w:tc>
           <w:tcPr>
-            <w:tcW w:type="dxa" w:w="3100"/>
+            <w:tcW w:type="dxa" w:w="2700"/>
             <w:tcBorders>
               <w:top w:val="single" w:color="000000" w:sz="4"/>
               <w:left w:val="single" w:color="000000" w:sz="4"/>
@@ -945,100 +899,100 @@
         </w:tc>
         <w:tc>
           <w:tcPr>
-            <w:tcW w:type="dxa" w:w="1700"/>
-            <w:tcBorders>
-              <w:top w:val="single" w:color="000000" w:sz="4"/>
-              <w:left w:val="single" w:color="000000" w:sz="4"/>
-              <w:bottom w:val="single" w:color="000000" w:sz="4"/>
-              <w:right w:val="single" w:color="000000" w:sz="4"/>
-            </w:tcBorders>
-            <w:tcMar>
-              <w:top w:type="dxa" w:w="60"/>
-              <w:left w:type="dxa" w:w="90"/>
-              <w:bottom w:type="dxa" w:w="60"/>
-              <w:right w:type="dxa" w:w="90"/>
-            </w:tcMar>
-          </w:tcPr>
-          <w:p>
-            <w:pPr>
-              <w:spacing w:after="0"/>
-              <w:jc w:val="center"/>
-            </w:pPr>
-            <w:r>
-              <w:rPr>
-                <w:rFonts w:ascii="Times New Roman" w:cs="Times New Roman" w:eastAsia="Times New Roman" w:hAnsi="Times New Roman"/>
-                <w:b w:val="false"/>
-                <w:bCs w:val="false"/>
-                <w:sz w:val="19"/>
-                <w:szCs w:val="19"/>
-              </w:rPr>
-              <w:t xml:space="preserve">17 (57%)</w:t>
-            </w:r>
-          </w:p>
-        </w:tc>
-        <w:tc>
-          <w:tcPr>
-            <w:tcW w:type="dxa" w:w="1700"/>
-            <w:tcBorders>
-              <w:top w:val="single" w:color="000000" w:sz="4"/>
-              <w:left w:val="single" w:color="000000" w:sz="4"/>
-              <w:bottom w:val="single" w:color="000000" w:sz="4"/>
-              <w:right w:val="single" w:color="000000" w:sz="4"/>
-            </w:tcBorders>
-            <w:tcMar>
-              <w:top w:type="dxa" w:w="60"/>
-              <w:left w:type="dxa" w:w="90"/>
-              <w:bottom w:type="dxa" w:w="60"/>
-              <w:right w:type="dxa" w:w="90"/>
-            </w:tcMar>
-          </w:tcPr>
-          <w:p>
-            <w:pPr>
-              <w:spacing w:after="0"/>
-              <w:jc w:val="center"/>
-            </w:pPr>
-            <w:r>
-              <w:rPr>
-                <w:rFonts w:ascii="Times New Roman" w:cs="Times New Roman" w:eastAsia="Times New Roman" w:hAnsi="Times New Roman"/>
-                <w:b w:val="false"/>
-                <w:bCs w:val="false"/>
-                <w:sz w:val="19"/>
-                <w:szCs w:val="19"/>
-              </w:rPr>
-              <w:t xml:space="preserve">6 (40%)</w:t>
-            </w:r>
-          </w:p>
-        </w:tc>
-        <w:tc>
-          <w:tcPr>
-            <w:tcW w:type="dxa" w:w="1700"/>
-            <w:tcBorders>
-              <w:top w:val="single" w:color="000000" w:sz="4"/>
-              <w:left w:val="single" w:color="000000" w:sz="4"/>
-              <w:bottom w:val="single" w:color="000000" w:sz="4"/>
-              <w:right w:val="single" w:color="000000" w:sz="4"/>
-            </w:tcBorders>
-            <w:tcMar>
-              <w:top w:type="dxa" w:w="60"/>
-              <w:left w:type="dxa" w:w="90"/>
-              <w:bottom w:type="dxa" w:w="60"/>
-              <w:right w:type="dxa" w:w="90"/>
-            </w:tcMar>
-          </w:tcPr>
-          <w:p>
-            <w:pPr>
-              <w:spacing w:after="0"/>
-              <w:jc w:val="center"/>
-            </w:pPr>
-            <w:r>
-              <w:rPr>
-                <w:rFonts w:ascii="Times New Roman" w:cs="Times New Roman" w:eastAsia="Times New Roman" w:hAnsi="Times New Roman"/>
-                <w:b w:val="false"/>
-                <w:bCs w:val="false"/>
-                <w:sz w:val="19"/>
-                <w:szCs w:val="19"/>
-              </w:rPr>
-              <w:t xml:space="preserve">11 (73%)</w:t>
+            <w:tcW w:type="dxa" w:w="1900"/>
+            <w:tcBorders>
+              <w:top w:val="single" w:color="000000" w:sz="4"/>
+              <w:left w:val="single" w:color="000000" w:sz="4"/>
+              <w:bottom w:val="single" w:color="000000" w:sz="4"/>
+              <w:right w:val="single" w:color="000000" w:sz="4"/>
+            </w:tcBorders>
+            <w:tcMar>
+              <w:top w:type="dxa" w:w="60"/>
+              <w:left w:type="dxa" w:w="90"/>
+              <w:bottom w:type="dxa" w:w="60"/>
+              <w:right w:type="dxa" w:w="90"/>
+            </w:tcMar>
+          </w:tcPr>
+          <w:p>
+            <w:pPr>
+              <w:spacing w:after="0"/>
+              <w:jc w:val="center"/>
+            </w:pPr>
+            <w:r>
+              <w:rPr>
+                <w:rFonts w:ascii="Times New Roman" w:cs="Times New Roman" w:eastAsia="Times New Roman" w:hAnsi="Times New Roman"/>
+                <w:b w:val="false"/>
+                <w:bCs w:val="false"/>
+                <w:sz w:val="19"/>
+                <w:szCs w:val="19"/>
+              </w:rPr>
+              <w:t xml:space="preserve">18/30 (60.0%)</w:t>
+            </w:r>
+          </w:p>
+        </w:tc>
+        <w:tc>
+          <w:tcPr>
+            <w:tcW w:type="dxa" w:w="1900"/>
+            <w:tcBorders>
+              <w:top w:val="single" w:color="000000" w:sz="4"/>
+              <w:left w:val="single" w:color="000000" w:sz="4"/>
+              <w:bottom w:val="single" w:color="000000" w:sz="4"/>
+              <w:right w:val="single" w:color="000000" w:sz="4"/>
+            </w:tcBorders>
+            <w:tcMar>
+              <w:top w:type="dxa" w:w="60"/>
+              <w:left w:type="dxa" w:w="90"/>
+              <w:bottom w:type="dxa" w:w="60"/>
+              <w:right w:type="dxa" w:w="90"/>
+            </w:tcMar>
+          </w:tcPr>
+          <w:p>
+            <w:pPr>
+              <w:spacing w:after="0"/>
+              <w:jc w:val="center"/>
+            </w:pPr>
+            <w:r>
+              <w:rPr>
+                <w:rFonts w:ascii="Times New Roman" w:cs="Times New Roman" w:eastAsia="Times New Roman" w:hAnsi="Times New Roman"/>
+                <w:b w:val="false"/>
+                <w:bCs w:val="false"/>
+                <w:sz w:val="19"/>
+                <w:szCs w:val="19"/>
+              </w:rPr>
+              <w:t xml:space="preserve">8/15 (53.3%)</w:t>
+            </w:r>
+          </w:p>
+        </w:tc>
+        <w:tc>
+          <w:tcPr>
+            <w:tcW w:type="dxa" w:w="1900"/>
+            <w:tcBorders>
+              <w:top w:val="single" w:color="000000" w:sz="4"/>
+              <w:left w:val="single" w:color="000000" w:sz="4"/>
+              <w:bottom w:val="single" w:color="000000" w:sz="4"/>
+              <w:right w:val="single" w:color="000000" w:sz="4"/>
+            </w:tcBorders>
+            <w:tcMar>
+              <w:top w:type="dxa" w:w="60"/>
+              <w:left w:type="dxa" w:w="90"/>
+              <w:bottom w:type="dxa" w:w="60"/>
+              <w:right w:type="dxa" w:w="90"/>
+            </w:tcMar>
+          </w:tcPr>
+          <w:p>
+            <w:pPr>
+              <w:spacing w:after="0"/>
+              <w:jc w:val="center"/>
+            </w:pPr>
+            <w:r>
+              <w:rPr>
+                <w:rFonts w:ascii="Times New Roman" w:cs="Times New Roman" w:eastAsia="Times New Roman" w:hAnsi="Times New Roman"/>
+                <w:b w:val="false"/>
+                <w:bCs w:val="false"/>
+                <w:sz w:val="19"/>
+                <w:szCs w:val="19"/>
+              </w:rPr>
+              <w:t xml:space="preserve">11/15 (73.3%)</w:t>
             </w:r>
           </w:p>
         </w:tc>
@@ -1046,7 +1000,7 @@
       <w:tr>
         <w:tc>
           <w:tcPr>
-            <w:tcW w:type="dxa" w:w="3100"/>
+            <w:tcW w:type="dxa" w:w="2700"/>
             <w:tcBorders>
               <w:top w:val="single" w:color="000000" w:sz="4"/>
               <w:left w:val="single" w:color="000000" w:sz="4"/>
@@ -1079,100 +1033,100 @@
         </w:tc>
         <w:tc>
           <w:tcPr>
-            <w:tcW w:type="dxa" w:w="1700"/>
-            <w:tcBorders>
-              <w:top w:val="single" w:color="000000" w:sz="4"/>
-              <w:left w:val="single" w:color="000000" w:sz="4"/>
-              <w:bottom w:val="single" w:color="000000" w:sz="4"/>
-              <w:right w:val="single" w:color="000000" w:sz="4"/>
-            </w:tcBorders>
-            <w:tcMar>
-              <w:top w:type="dxa" w:w="60"/>
-              <w:left w:type="dxa" w:w="90"/>
-              <w:bottom w:type="dxa" w:w="60"/>
-              <w:right w:type="dxa" w:w="90"/>
-            </w:tcMar>
-          </w:tcPr>
-          <w:p>
-            <w:pPr>
-              <w:spacing w:after="0"/>
-              <w:jc w:val="center"/>
-            </w:pPr>
-            <w:r>
-              <w:rPr>
-                <w:rFonts w:ascii="Times New Roman" w:cs="Times New Roman" w:eastAsia="Times New Roman" w:hAnsi="Times New Roman"/>
-                <w:b w:val="false"/>
-                <w:bCs w:val="false"/>
-                <w:sz w:val="19"/>
-                <w:szCs w:val="19"/>
-              </w:rPr>
-              <w:t xml:space="preserve">19 (63%)</w:t>
-            </w:r>
-          </w:p>
-        </w:tc>
-        <w:tc>
-          <w:tcPr>
-            <w:tcW w:type="dxa" w:w="1700"/>
-            <w:tcBorders>
-              <w:top w:val="single" w:color="000000" w:sz="4"/>
-              <w:left w:val="single" w:color="000000" w:sz="4"/>
-              <w:bottom w:val="single" w:color="000000" w:sz="4"/>
-              <w:right w:val="single" w:color="000000" w:sz="4"/>
-            </w:tcBorders>
-            <w:tcMar>
-              <w:top w:type="dxa" w:w="60"/>
-              <w:left w:type="dxa" w:w="90"/>
-              <w:bottom w:type="dxa" w:w="60"/>
-              <w:right w:type="dxa" w:w="90"/>
-            </w:tcMar>
-          </w:tcPr>
-          <w:p>
-            <w:pPr>
-              <w:spacing w:after="0"/>
-              <w:jc w:val="center"/>
-            </w:pPr>
-            <w:r>
-              <w:rPr>
-                <w:rFonts w:ascii="Times New Roman" w:cs="Times New Roman" w:eastAsia="Times New Roman" w:hAnsi="Times New Roman"/>
-                <w:b w:val="false"/>
-                <w:bCs w:val="false"/>
-                <w:sz w:val="19"/>
-                <w:szCs w:val="19"/>
-              </w:rPr>
-              <w:t xml:space="preserve">7 (47%)</w:t>
-            </w:r>
-          </w:p>
-        </w:tc>
-        <w:tc>
-          <w:tcPr>
-            <w:tcW w:type="dxa" w:w="1700"/>
-            <w:tcBorders>
-              <w:top w:val="single" w:color="000000" w:sz="4"/>
-              <w:left w:val="single" w:color="000000" w:sz="4"/>
-              <w:bottom w:val="single" w:color="000000" w:sz="4"/>
-              <w:right w:val="single" w:color="000000" w:sz="4"/>
-            </w:tcBorders>
-            <w:tcMar>
-              <w:top w:type="dxa" w:w="60"/>
-              <w:left w:type="dxa" w:w="90"/>
-              <w:bottom w:type="dxa" w:w="60"/>
-              <w:right w:type="dxa" w:w="90"/>
-            </w:tcMar>
-          </w:tcPr>
-          <w:p>
-            <w:pPr>
-              <w:spacing w:after="0"/>
-              <w:jc w:val="center"/>
-            </w:pPr>
-            <w:r>
-              <w:rPr>
-                <w:rFonts w:ascii="Times New Roman" w:cs="Times New Roman" w:eastAsia="Times New Roman" w:hAnsi="Times New Roman"/>
-                <w:b w:val="false"/>
-                <w:bCs w:val="false"/>
-                <w:sz w:val="19"/>
-                <w:szCs w:val="19"/>
-              </w:rPr>
-              <w:t xml:space="preserve">4 (27%)</w:t>
+            <w:tcW w:type="dxa" w:w="1900"/>
+            <w:tcBorders>
+              <w:top w:val="single" w:color="000000" w:sz="4"/>
+              <w:left w:val="single" w:color="000000" w:sz="4"/>
+              <w:bottom w:val="single" w:color="000000" w:sz="4"/>
+              <w:right w:val="single" w:color="000000" w:sz="4"/>
+            </w:tcBorders>
+            <w:tcMar>
+              <w:top w:type="dxa" w:w="60"/>
+              <w:left w:type="dxa" w:w="90"/>
+              <w:bottom w:type="dxa" w:w="60"/>
+              <w:right w:type="dxa" w:w="90"/>
+            </w:tcMar>
+          </w:tcPr>
+          <w:p>
+            <w:pPr>
+              <w:spacing w:after="0"/>
+              <w:jc w:val="center"/>
+            </w:pPr>
+            <w:r>
+              <w:rPr>
+                <w:rFonts w:ascii="Times New Roman" w:cs="Times New Roman" w:eastAsia="Times New Roman" w:hAnsi="Times New Roman"/>
+                <w:b w:val="false"/>
+                <w:bCs w:val="false"/>
+                <w:sz w:val="19"/>
+                <w:szCs w:val="19"/>
+              </w:rPr>
+              <w:t xml:space="preserve">24/30 (80.0%)</w:t>
+            </w:r>
+          </w:p>
+        </w:tc>
+        <w:tc>
+          <w:tcPr>
+            <w:tcW w:type="dxa" w:w="1900"/>
+            <w:tcBorders>
+              <w:top w:val="single" w:color="000000" w:sz="4"/>
+              <w:left w:val="single" w:color="000000" w:sz="4"/>
+              <w:bottom w:val="single" w:color="000000" w:sz="4"/>
+              <w:right w:val="single" w:color="000000" w:sz="4"/>
+            </w:tcBorders>
+            <w:tcMar>
+              <w:top w:type="dxa" w:w="60"/>
+              <w:left w:type="dxa" w:w="90"/>
+              <w:bottom w:type="dxa" w:w="60"/>
+              <w:right w:type="dxa" w:w="90"/>
+            </w:tcMar>
+          </w:tcPr>
+          <w:p>
+            <w:pPr>
+              <w:spacing w:after="0"/>
+              <w:jc w:val="center"/>
+            </w:pPr>
+            <w:r>
+              <w:rPr>
+                <w:rFonts w:ascii="Times New Roman" w:cs="Times New Roman" w:eastAsia="Times New Roman" w:hAnsi="Times New Roman"/>
+                <w:b w:val="false"/>
+                <w:bCs w:val="false"/>
+                <w:sz w:val="19"/>
+                <w:szCs w:val="19"/>
+              </w:rPr>
+              <w:t xml:space="preserve">11/15 (73.3%)</w:t>
+            </w:r>
+          </w:p>
+        </w:tc>
+        <w:tc>
+          <w:tcPr>
+            <w:tcW w:type="dxa" w:w="1900"/>
+            <w:tcBorders>
+              <w:top w:val="single" w:color="000000" w:sz="4"/>
+              <w:left w:val="single" w:color="000000" w:sz="4"/>
+              <w:bottom w:val="single" w:color="000000" w:sz="4"/>
+              <w:right w:val="single" w:color="000000" w:sz="4"/>
+            </w:tcBorders>
+            <w:tcMar>
+              <w:top w:type="dxa" w:w="60"/>
+              <w:left w:type="dxa" w:w="90"/>
+              <w:bottom w:type="dxa" w:w="60"/>
+              <w:right w:type="dxa" w:w="90"/>
+            </w:tcMar>
+          </w:tcPr>
+          <w:p>
+            <w:pPr>
+              <w:spacing w:after="0"/>
+              <w:jc w:val="center"/>
+            </w:pPr>
+            <w:r>
+              <w:rPr>
+                <w:rFonts w:ascii="Times New Roman" w:cs="Times New Roman" w:eastAsia="Times New Roman" w:hAnsi="Times New Roman"/>
+                <w:b w:val="false"/>
+                <w:bCs w:val="false"/>
+                <w:sz w:val="19"/>
+                <w:szCs w:val="19"/>
+              </w:rPr>
+              <w:t xml:space="preserve">4/15 (26.7%)</w:t>
             </w:r>
           </w:p>
         </w:tc>
@@ -1180,17 +1134,15 @@
     </w:tbl>
     <w:p>
       <w:pPr>
-        <w:spacing w:after="200" w:before="80"/>
-      </w:pPr>
-      <w:r>
-        <w:rPr>
-          <w:rFonts w:ascii="Times New Roman" w:cs="Times New Roman" w:eastAsia="Times New Roman" w:hAnsi="Times New Roman"/>
-          <w:i/>
-          <w:iCs/>
+        <w:spacing w:after="220" w:before="80"/>
+      </w:pPr>
+      <w:r>
+        <w:rPr>
+          <w:rFonts w:ascii="Times New Roman" w:cs="Times New Roman" w:eastAsia="Times New Roman" w:hAnsi="Times New Roman"/>
           <w:sz w:val="19"/>
           <w:szCs w:val="19"/>
         </w:rPr>
-        <w:t xml:space="preserve">Table 1. Cases in which the system identified the governing policy, by what the insurer publishes.</w:t>
+        <w:t xml:space="preserve">Table 1. Correct policy identification by stratum.</w:t>
       </w:r>
     </w:p>
     <w:p>
@@ -1203,7 +1155,7 @@
           <w:sz w:val="22"/>
           <w:szCs w:val="22"/>
         </w:rPr>
-        <w:t xml:space="preserve">The third column is the most clinically consequential. Where the insurer publishes no policy, the correct answer is to say so and route the patient to request the criteria. ChatGPT did this in 14 of 15 cases. Gemini did so in 4 of 15 and named a document that does not exist in the remaining 11. Claude named a nonexistent document in 3 of 15.</w:t>
+        <w:t xml:space="preserve">Performance in stratum C diverged most sharply. Gemini named a document that does not apply to the case in 11 of 15 cases (73.3%), against 3 of 15 for Claude (20.0%) and 1 of 15 for ChatGPT (6.7%). Claude produced no answer in 1 of 15 (6.7%). Gemini's advantage in stratum A (24/30, 80.0%) was therefore offset by its performance where abstention was required.</w:t>
       </w:r>
     </w:p>
     <w:p>
@@ -1220,7 +1172,7 @@
           <w:sz w:val="22"/>
           <w:szCs w:val="22"/>
         </w:rPr>
-        <w:t xml:space="preserve">The appeal letter</w:t>
+        <w:t xml:space="preserve">Criterion-grounded appeal</w:t>
       </w:r>
     </w:p>
     <w:p>
@@ -1233,12 +1185,42 @@
           <w:sz w:val="22"/>
           <w:szCs w:val="22"/>
         </w:rPr>
-        <w:t xml:space="preserve">OrthoAppeals quoted a requirement from the policy that answers the stated reason for denial in 26 of 30 cases (87%, CI 70–95). Gemini did so in 22 (73%, CI 56–86; 5 cases where Gemini succeeded and OrthoAppeals did not, 1 the reverse, P=.22). Claude did so in 16 (53%, CI 36–70; 11 versus 1, P=.006). ChatGPT did so in 2 (7%, CI 2–21; 25 versus 1, P&lt;.001), a difference of 80 percentage points.</w:t>
+        <w:t xml:space="preserve">Among the 30 stratum A cases, OrthoAppeals produced a criterion-grounded appeal in 26 of 30 letters (86.7%, 95% CI 70.3–94.7). Gemini did so in 22 of 30 (73.3%, 95% CI 55.6–85.8; difference 13.3 percentage points, 95% CI 0.0–30.0; 5 versus 1 discordant pairs; P=.22). Claude did so in 16 of 30 (53.3%, 95% CI 36.1–69.8; difference 33.3 percentage points, 95% CI 13.3–53.3; 11 versus 1 discordant pairs; P=.006). ChatGPT did so in 2 of 30 (6.7%, 95% CI 1.8–21.3; difference 80.0 percentage points, 95% CI 60.0–93.3; 25 versus 1 discordant pairs; P&lt;.001).</w:t>
+      </w:r>
+    </w:p>
+    <w:p>
+      <w:pPr>
+        <w:spacing w:after="120" w:line="276"/>
+      </w:pPr>
+      <w:r>
+        <w:rPr>
+          <w:rFonts w:ascii="Times New Roman" w:cs="Times New Roman" w:eastAsia="Times New Roman" w:hAnsi="Times New Roman"/>
+          <w:sz w:val="22"/>
+          <w:szCs w:val="22"/>
+        </w:rPr>
+        <w:t xml:space="preserve">ChatGPT identified the governing policy in 16 of 30 stratum A cases yet quoted a qualifying requirement in 2. Its letters instead enumerated the patient's clinical history and asserted that these findings established medical necessity, without reference to the criteria the plan applies. ChatGPT letters were also shorter than those of the other systems (median 4,042 characters versus 6,780 for OrthoAppeals).</w:t>
+      </w:r>
+    </w:p>
+    <w:p>
+      <w:pPr>
+        <w:spacing w:after="100" w:before="200"/>
+      </w:pPr>
+      <w:r>
+        <w:rPr>
+          <w:rFonts w:ascii="Times New Roman" w:cs="Times New Roman" w:eastAsia="Times New Roman" w:hAnsi="Times New Roman"/>
+          <w:b/>
+          <w:bCs/>
+          <w:i/>
+          <w:iCs/>
+          <w:sz w:val="22"/>
+          <w:szCs w:val="22"/>
+        </w:rPr>
+        <w:t xml:space="preserve">Letter characteristics</w:t>
       </w:r>
     </w:p>
     <w:tbl>
       <w:tblPr>
-        <w:tblW w:type="dxa" w:w="8600"/>
+        <w:tblW w:type="dxa" w:w="9200"/>
         <w:tblBorders>
           <w:top w:val="single" w:color="auto" w:sz="4"/>
           <w:left w:val="single" w:color="auto" w:sz="4"/>
@@ -1249,16 +1231,16 @@
         </w:tblBorders>
       </w:tblPr>
       <w:tblGrid>
-        <w:gridCol w:w="2500"/>
-        <w:gridCol w:w="1500"/>
-        <w:gridCol w:w="1500"/>
-        <w:gridCol w:w="1500"/>
-        <w:gridCol w:w="1600"/>
+        <w:gridCol w:w="2400"/>
+        <w:gridCol w:w="1700"/>
+        <w:gridCol w:w="1700"/>
+        <w:gridCol w:w="1700"/>
+        <w:gridCol w:w="1700"/>
       </w:tblGrid>
       <w:tr>
         <w:tc>
           <w:tcPr>
-            <w:tcW w:type="dxa" w:w="2500"/>
+            <w:tcW w:type="dxa" w:w="2400"/>
             <w:tcBorders>
               <w:top w:val="single" w:color="000000" w:sz="4"/>
               <w:left w:val="single" w:color="000000" w:sz="4"/>
@@ -1292,7 +1274,7 @@
         </w:tc>
         <w:tc>
           <w:tcPr>
-            <w:tcW w:type="dxa" w:w="1500"/>
+            <w:tcW w:type="dxa" w:w="1700"/>
             <w:tcBorders>
               <w:top w:val="single" w:color="000000" w:sz="4"/>
               <w:left w:val="single" w:color="000000" w:sz="4"/>
@@ -1320,13 +1302,13 @@
                 <w:sz w:val="19"/>
                 <w:szCs w:val="19"/>
               </w:rPr>
-              <w:t xml:space="preserve">Grounded in the policy</w:t>
-            </w:r>
-          </w:p>
-        </w:tc>
-        <w:tc>
-          <w:tcPr>
-            <w:tcW w:type="dxa" w:w="1500"/>
+              <w:t xml:space="preserve">Administratively complete</w:t>
+            </w:r>
+          </w:p>
+        </w:tc>
+        <w:tc>
+          <w:tcPr>
+            <w:tcW w:type="dxa" w:w="1700"/>
             <w:tcBorders>
               <w:top w:val="single" w:color="000000" w:sz="4"/>
               <w:left w:val="single" w:color="000000" w:sz="4"/>
@@ -1354,13 +1336,13 @@
                 <w:sz w:val="19"/>
                 <w:szCs w:val="19"/>
               </w:rPr>
-              <w:t xml:space="preserve">States the filing deadline</w:t>
-            </w:r>
-          </w:p>
-        </w:tc>
-        <w:tc>
-          <w:tcPr>
-            <w:tcW w:type="dxa" w:w="1500"/>
+              <w:t xml:space="preserve">Filing deadline stated</w:t>
+            </w:r>
+          </w:p>
+        </w:tc>
+        <w:tc>
+          <w:tcPr>
+            <w:tcW w:type="dxa" w:w="1700"/>
             <w:tcBorders>
               <w:top w:val="single" w:color="000000" w:sz="4"/>
               <w:left w:val="single" w:color="000000" w:sz="4"/>
@@ -1388,13 +1370,13 @@
                 <w:sz w:val="19"/>
                 <w:szCs w:val="19"/>
               </w:rPr>
-              <w:t xml:space="preserve">Says where to send it</w:t>
-            </w:r>
-          </w:p>
-        </w:tc>
-        <w:tc>
-          <w:tcPr>
-            <w:tcW w:type="dxa" w:w="1600"/>
+              <w:t xml:space="preserve">Submission route stated</w:t>
+            </w:r>
+          </w:p>
+        </w:tc>
+        <w:tc>
+          <w:tcPr>
+            <w:tcW w:type="dxa" w:w="1700"/>
             <w:tcBorders>
               <w:top w:val="single" w:color="000000" w:sz="4"/>
               <w:left w:val="single" w:color="000000" w:sz="4"/>
@@ -1422,7 +1404,7 @@
                 <w:sz w:val="19"/>
                 <w:szCs w:val="19"/>
               </w:rPr>
-              <w:t xml:space="preserve">Fabricated a policy number or date</w:t>
+              <w:t xml:space="preserve">Unverifiable quotation present</w:t>
             </w:r>
           </w:p>
         </w:tc>
@@ -1430,7 +1412,7 @@
       <w:tr>
         <w:tc>
           <w:tcPr>
-            <w:tcW w:type="dxa" w:w="2500"/>
+            <w:tcW w:type="dxa" w:w="2400"/>
             <w:tcBorders>
               <w:top w:val="single" w:color="000000" w:sz="4"/>
               <w:left w:val="single" w:color="000000" w:sz="4"/>
@@ -1463,133 +1445,133 @@
         </w:tc>
         <w:tc>
           <w:tcPr>
-            <w:tcW w:type="dxa" w:w="1500"/>
-            <w:tcBorders>
-              <w:top w:val="single" w:color="000000" w:sz="4"/>
-              <w:left w:val="single" w:color="000000" w:sz="4"/>
-              <w:bottom w:val="single" w:color="000000" w:sz="4"/>
-              <w:right w:val="single" w:color="000000" w:sz="4"/>
-            </w:tcBorders>
-            <w:tcMar>
-              <w:top w:type="dxa" w:w="60"/>
-              <w:left w:type="dxa" w:w="90"/>
-              <w:bottom w:type="dxa" w:w="60"/>
-              <w:right w:type="dxa" w:w="90"/>
-            </w:tcMar>
-          </w:tcPr>
-          <w:p>
-            <w:pPr>
-              <w:spacing w:after="0"/>
-              <w:jc w:val="center"/>
-            </w:pPr>
-            <w:r>
-              <w:rPr>
-                <w:rFonts w:ascii="Times New Roman" w:cs="Times New Roman" w:eastAsia="Times New Roman" w:hAnsi="Times New Roman"/>
-                <w:b w:val="false"/>
-                <w:bCs w:val="false"/>
-                <w:sz w:val="19"/>
-                <w:szCs w:val="19"/>
-              </w:rPr>
-              <w:t xml:space="preserve">26/30 (87%)</w:t>
-            </w:r>
-          </w:p>
-        </w:tc>
-        <w:tc>
-          <w:tcPr>
-            <w:tcW w:type="dxa" w:w="1500"/>
-            <w:tcBorders>
-              <w:top w:val="single" w:color="000000" w:sz="4"/>
-              <w:left w:val="single" w:color="000000" w:sz="4"/>
-              <w:bottom w:val="single" w:color="000000" w:sz="4"/>
-              <w:right w:val="single" w:color="000000" w:sz="4"/>
-            </w:tcBorders>
-            <w:tcMar>
-              <w:top w:type="dxa" w:w="60"/>
-              <w:left w:type="dxa" w:w="90"/>
-              <w:bottom w:type="dxa" w:w="60"/>
-              <w:right w:type="dxa" w:w="90"/>
-            </w:tcMar>
-          </w:tcPr>
-          <w:p>
-            <w:pPr>
-              <w:spacing w:after="0"/>
-              <w:jc w:val="center"/>
-            </w:pPr>
-            <w:r>
-              <w:rPr>
-                <w:rFonts w:ascii="Times New Roman" w:cs="Times New Roman" w:eastAsia="Times New Roman" w:hAnsi="Times New Roman"/>
-                <w:b w:val="false"/>
-                <w:bCs w:val="false"/>
-                <w:sz w:val="19"/>
-                <w:szCs w:val="19"/>
-              </w:rPr>
-              <w:t xml:space="preserve">100%</w:t>
-            </w:r>
-          </w:p>
-        </w:tc>
-        <w:tc>
-          <w:tcPr>
-            <w:tcW w:type="dxa" w:w="1500"/>
-            <w:tcBorders>
-              <w:top w:val="single" w:color="000000" w:sz="4"/>
-              <w:left w:val="single" w:color="000000" w:sz="4"/>
-              <w:bottom w:val="single" w:color="000000" w:sz="4"/>
-              <w:right w:val="single" w:color="000000" w:sz="4"/>
-            </w:tcBorders>
-            <w:tcMar>
-              <w:top w:type="dxa" w:w="60"/>
-              <w:left w:type="dxa" w:w="90"/>
-              <w:bottom w:type="dxa" w:w="60"/>
-              <w:right w:type="dxa" w:w="90"/>
-            </w:tcMar>
-          </w:tcPr>
-          <w:p>
-            <w:pPr>
-              <w:spacing w:after="0"/>
-              <w:jc w:val="center"/>
-            </w:pPr>
-            <w:r>
-              <w:rPr>
-                <w:rFonts w:ascii="Times New Roman" w:cs="Times New Roman" w:eastAsia="Times New Roman" w:hAnsi="Times New Roman"/>
-                <w:b w:val="false"/>
-                <w:bCs w:val="false"/>
-                <w:sz w:val="19"/>
-                <w:szCs w:val="19"/>
-              </w:rPr>
-              <w:t xml:space="preserve">100%</w:t>
-            </w:r>
-          </w:p>
-        </w:tc>
-        <w:tc>
-          <w:tcPr>
-            <w:tcW w:type="dxa" w:w="1600"/>
-            <w:tcBorders>
-              <w:top w:val="single" w:color="000000" w:sz="4"/>
-              <w:left w:val="single" w:color="000000" w:sz="4"/>
-              <w:bottom w:val="single" w:color="000000" w:sz="4"/>
-              <w:right w:val="single" w:color="000000" w:sz="4"/>
-            </w:tcBorders>
-            <w:tcMar>
-              <w:top w:type="dxa" w:w="60"/>
-              <w:left w:type="dxa" w:w="90"/>
-              <w:bottom w:type="dxa" w:w="60"/>
-              <w:right w:type="dxa" w:w="90"/>
-            </w:tcMar>
-          </w:tcPr>
-          <w:p>
-            <w:pPr>
-              <w:spacing w:after="0"/>
-              <w:jc w:val="center"/>
-            </w:pPr>
-            <w:r>
-              <w:rPr>
-                <w:rFonts w:ascii="Times New Roman" w:cs="Times New Roman" w:eastAsia="Times New Roman" w:hAnsi="Times New Roman"/>
-                <w:b w:val="false"/>
-                <w:bCs w:val="false"/>
-                <w:sz w:val="19"/>
-                <w:szCs w:val="19"/>
-              </w:rPr>
-              <w:t xml:space="preserve">2%</w:t>
+            <w:tcW w:type="dxa" w:w="1700"/>
+            <w:tcBorders>
+              <w:top w:val="single" w:color="000000" w:sz="4"/>
+              <w:left w:val="single" w:color="000000" w:sz="4"/>
+              <w:bottom w:val="single" w:color="000000" w:sz="4"/>
+              <w:right w:val="single" w:color="000000" w:sz="4"/>
+            </w:tcBorders>
+            <w:tcMar>
+              <w:top w:type="dxa" w:w="60"/>
+              <w:left w:type="dxa" w:w="90"/>
+              <w:bottom w:type="dxa" w:w="60"/>
+              <w:right w:type="dxa" w:w="90"/>
+            </w:tcMar>
+          </w:tcPr>
+          <w:p>
+            <w:pPr>
+              <w:spacing w:after="0"/>
+              <w:jc w:val="center"/>
+            </w:pPr>
+            <w:r>
+              <w:rPr>
+                <w:rFonts w:ascii="Times New Roman" w:cs="Times New Roman" w:eastAsia="Times New Roman" w:hAnsi="Times New Roman"/>
+                <w:b w:val="false"/>
+                <w:bCs w:val="false"/>
+                <w:sz w:val="19"/>
+                <w:szCs w:val="19"/>
+              </w:rPr>
+              <w:t xml:space="preserve">60/60 (100%)</w:t>
+            </w:r>
+          </w:p>
+        </w:tc>
+        <w:tc>
+          <w:tcPr>
+            <w:tcW w:type="dxa" w:w="1700"/>
+            <w:tcBorders>
+              <w:top w:val="single" w:color="000000" w:sz="4"/>
+              <w:left w:val="single" w:color="000000" w:sz="4"/>
+              <w:bottom w:val="single" w:color="000000" w:sz="4"/>
+              <w:right w:val="single" w:color="000000" w:sz="4"/>
+            </w:tcBorders>
+            <w:tcMar>
+              <w:top w:type="dxa" w:w="60"/>
+              <w:left w:type="dxa" w:w="90"/>
+              <w:bottom w:type="dxa" w:w="60"/>
+              <w:right w:type="dxa" w:w="90"/>
+            </w:tcMar>
+          </w:tcPr>
+          <w:p>
+            <w:pPr>
+              <w:spacing w:after="0"/>
+              <w:jc w:val="center"/>
+            </w:pPr>
+            <w:r>
+              <w:rPr>
+                <w:rFonts w:ascii="Times New Roman" w:cs="Times New Roman" w:eastAsia="Times New Roman" w:hAnsi="Times New Roman"/>
+                <w:b w:val="false"/>
+                <w:bCs w:val="false"/>
+                <w:sz w:val="19"/>
+                <w:szCs w:val="19"/>
+              </w:rPr>
+              <w:t xml:space="preserve">60/60 (100%)</w:t>
+            </w:r>
+          </w:p>
+        </w:tc>
+        <w:tc>
+          <w:tcPr>
+            <w:tcW w:type="dxa" w:w="1700"/>
+            <w:tcBorders>
+              <w:top w:val="single" w:color="000000" w:sz="4"/>
+              <w:left w:val="single" w:color="000000" w:sz="4"/>
+              <w:bottom w:val="single" w:color="000000" w:sz="4"/>
+              <w:right w:val="single" w:color="000000" w:sz="4"/>
+            </w:tcBorders>
+            <w:tcMar>
+              <w:top w:type="dxa" w:w="60"/>
+              <w:left w:type="dxa" w:w="90"/>
+              <w:bottom w:type="dxa" w:w="60"/>
+              <w:right w:type="dxa" w:w="90"/>
+            </w:tcMar>
+          </w:tcPr>
+          <w:p>
+            <w:pPr>
+              <w:spacing w:after="0"/>
+              <w:jc w:val="center"/>
+            </w:pPr>
+            <w:r>
+              <w:rPr>
+                <w:rFonts w:ascii="Times New Roman" w:cs="Times New Roman" w:eastAsia="Times New Roman" w:hAnsi="Times New Roman"/>
+                <w:b w:val="false"/>
+                <w:bCs w:val="false"/>
+                <w:sz w:val="19"/>
+                <w:szCs w:val="19"/>
+              </w:rPr>
+              <w:t xml:space="preserve">60/60 (100%)</w:t>
+            </w:r>
+          </w:p>
+        </w:tc>
+        <w:tc>
+          <w:tcPr>
+            <w:tcW w:type="dxa" w:w="1700"/>
+            <w:tcBorders>
+              <w:top w:val="single" w:color="000000" w:sz="4"/>
+              <w:left w:val="single" w:color="000000" w:sz="4"/>
+              <w:bottom w:val="single" w:color="000000" w:sz="4"/>
+              <w:right w:val="single" w:color="000000" w:sz="4"/>
+            </w:tcBorders>
+            <w:tcMar>
+              <w:top w:type="dxa" w:w="60"/>
+              <w:left w:type="dxa" w:w="90"/>
+              <w:bottom w:type="dxa" w:w="60"/>
+              <w:right w:type="dxa" w:w="90"/>
+            </w:tcMar>
+          </w:tcPr>
+          <w:p>
+            <w:pPr>
+              <w:spacing w:after="0"/>
+              <w:jc w:val="center"/>
+            </w:pPr>
+            <w:r>
+              <w:rPr>
+                <w:rFonts w:ascii="Times New Roman" w:cs="Times New Roman" w:eastAsia="Times New Roman" w:hAnsi="Times New Roman"/>
+                <w:b w:val="false"/>
+                <w:bCs w:val="false"/>
+                <w:sz w:val="19"/>
+                <w:szCs w:val="19"/>
+              </w:rPr>
+              <w:t xml:space="preserve">0/60 (0%)</w:t>
             </w:r>
           </w:p>
         </w:tc>
@@ -1597,7 +1579,7 @@
       <w:tr>
         <w:tc>
           <w:tcPr>
-            <w:tcW w:type="dxa" w:w="2500"/>
+            <w:tcW w:type="dxa" w:w="2400"/>
             <w:tcBorders>
               <w:top w:val="single" w:color="000000" w:sz="4"/>
               <w:left w:val="single" w:color="000000" w:sz="4"/>
@@ -1624,139 +1606,139 @@
                 <w:sz w:val="19"/>
                 <w:szCs w:val="19"/>
               </w:rPr>
-              <w:t xml:space="preserve">Gemini</w:t>
-            </w:r>
-          </w:p>
-        </w:tc>
-        <w:tc>
-          <w:tcPr>
-            <w:tcW w:type="dxa" w:w="1500"/>
-            <w:tcBorders>
-              <w:top w:val="single" w:color="000000" w:sz="4"/>
-              <w:left w:val="single" w:color="000000" w:sz="4"/>
-              <w:bottom w:val="single" w:color="000000" w:sz="4"/>
-              <w:right w:val="single" w:color="000000" w:sz="4"/>
-            </w:tcBorders>
-            <w:tcMar>
-              <w:top w:type="dxa" w:w="60"/>
-              <w:left w:type="dxa" w:w="90"/>
-              <w:bottom w:type="dxa" w:w="60"/>
-              <w:right w:type="dxa" w:w="90"/>
-            </w:tcMar>
-          </w:tcPr>
-          <w:p>
-            <w:pPr>
-              <w:spacing w:after="0"/>
-              <w:jc w:val="center"/>
-            </w:pPr>
-            <w:r>
-              <w:rPr>
-                <w:rFonts w:ascii="Times New Roman" w:cs="Times New Roman" w:eastAsia="Times New Roman" w:hAnsi="Times New Roman"/>
-                <w:b w:val="false"/>
-                <w:bCs w:val="false"/>
-                <w:sz w:val="19"/>
-                <w:szCs w:val="19"/>
-              </w:rPr>
-              <w:t xml:space="preserve">22/30 (73%)</w:t>
-            </w:r>
-          </w:p>
-        </w:tc>
-        <w:tc>
-          <w:tcPr>
-            <w:tcW w:type="dxa" w:w="1500"/>
-            <w:tcBorders>
-              <w:top w:val="single" w:color="000000" w:sz="4"/>
-              <w:left w:val="single" w:color="000000" w:sz="4"/>
-              <w:bottom w:val="single" w:color="000000" w:sz="4"/>
-              <w:right w:val="single" w:color="000000" w:sz="4"/>
-            </w:tcBorders>
-            <w:tcMar>
-              <w:top w:type="dxa" w:w="60"/>
-              <w:left w:type="dxa" w:w="90"/>
-              <w:bottom w:type="dxa" w:w="60"/>
-              <w:right w:type="dxa" w:w="90"/>
-            </w:tcMar>
-          </w:tcPr>
-          <w:p>
-            <w:pPr>
-              <w:spacing w:after="0"/>
-              <w:jc w:val="center"/>
-            </w:pPr>
-            <w:r>
-              <w:rPr>
-                <w:rFonts w:ascii="Times New Roman" w:cs="Times New Roman" w:eastAsia="Times New Roman" w:hAnsi="Times New Roman"/>
-                <w:b w:val="false"/>
-                <w:bCs w:val="false"/>
-                <w:sz w:val="19"/>
-                <w:szCs w:val="19"/>
-              </w:rPr>
-              <w:t xml:space="preserve">18%</w:t>
-            </w:r>
-          </w:p>
-        </w:tc>
-        <w:tc>
-          <w:tcPr>
-            <w:tcW w:type="dxa" w:w="1500"/>
-            <w:tcBorders>
-              <w:top w:val="single" w:color="000000" w:sz="4"/>
-              <w:left w:val="single" w:color="000000" w:sz="4"/>
-              <w:bottom w:val="single" w:color="000000" w:sz="4"/>
-              <w:right w:val="single" w:color="000000" w:sz="4"/>
-            </w:tcBorders>
-            <w:tcMar>
-              <w:top w:type="dxa" w:w="60"/>
-              <w:left w:type="dxa" w:w="90"/>
-              <w:bottom w:type="dxa" w:w="60"/>
-              <w:right w:type="dxa" w:w="90"/>
-            </w:tcMar>
-          </w:tcPr>
-          <w:p>
-            <w:pPr>
-              <w:spacing w:after="0"/>
-              <w:jc w:val="center"/>
-            </w:pPr>
-            <w:r>
-              <w:rPr>
-                <w:rFonts w:ascii="Times New Roman" w:cs="Times New Roman" w:eastAsia="Times New Roman" w:hAnsi="Times New Roman"/>
-                <w:b w:val="false"/>
-                <w:bCs w:val="false"/>
-                <w:sz w:val="19"/>
-                <w:szCs w:val="19"/>
-              </w:rPr>
-              <w:t xml:space="preserve">97%</w:t>
-            </w:r>
-          </w:p>
-        </w:tc>
-        <w:tc>
-          <w:tcPr>
-            <w:tcW w:type="dxa" w:w="1600"/>
-            <w:tcBorders>
-              <w:top w:val="single" w:color="000000" w:sz="4"/>
-              <w:left w:val="single" w:color="000000" w:sz="4"/>
-              <w:bottom w:val="single" w:color="000000" w:sz="4"/>
-              <w:right w:val="single" w:color="000000" w:sz="4"/>
-            </w:tcBorders>
-            <w:tcMar>
-              <w:top w:type="dxa" w:w="60"/>
-              <w:left w:type="dxa" w:w="90"/>
-              <w:bottom w:type="dxa" w:w="60"/>
-              <w:right w:type="dxa" w:w="90"/>
-            </w:tcMar>
-          </w:tcPr>
-          <w:p>
-            <w:pPr>
-              <w:spacing w:after="0"/>
-              <w:jc w:val="center"/>
-            </w:pPr>
-            <w:r>
-              <w:rPr>
-                <w:rFonts w:ascii="Times New Roman" w:cs="Times New Roman" w:eastAsia="Times New Roman" w:hAnsi="Times New Roman"/>
-                <w:b w:val="false"/>
-                <w:bCs w:val="false"/>
-                <w:sz w:val="19"/>
-                <w:szCs w:val="19"/>
-              </w:rPr>
-              <w:t xml:space="preserve">25%</w:t>
+              <w:t xml:space="preserve">ChatGPT</w:t>
+            </w:r>
+          </w:p>
+        </w:tc>
+        <w:tc>
+          <w:tcPr>
+            <w:tcW w:type="dxa" w:w="1700"/>
+            <w:tcBorders>
+              <w:top w:val="single" w:color="000000" w:sz="4"/>
+              <w:left w:val="single" w:color="000000" w:sz="4"/>
+              <w:bottom w:val="single" w:color="000000" w:sz="4"/>
+              <w:right w:val="single" w:color="000000" w:sz="4"/>
+            </w:tcBorders>
+            <w:tcMar>
+              <w:top w:type="dxa" w:w="60"/>
+              <w:left w:type="dxa" w:w="90"/>
+              <w:bottom w:type="dxa" w:w="60"/>
+              <w:right w:type="dxa" w:w="90"/>
+            </w:tcMar>
+          </w:tcPr>
+          <w:p>
+            <w:pPr>
+              <w:spacing w:after="0"/>
+              <w:jc w:val="center"/>
+            </w:pPr>
+            <w:r>
+              <w:rPr>
+                <w:rFonts w:ascii="Times New Roman" w:cs="Times New Roman" w:eastAsia="Times New Roman" w:hAnsi="Times New Roman"/>
+                <w:b w:val="false"/>
+                <w:bCs w:val="false"/>
+                <w:sz w:val="19"/>
+                <w:szCs w:val="19"/>
+              </w:rPr>
+              <w:t xml:space="preserve">53/60 (88.3%)</w:t>
+            </w:r>
+          </w:p>
+        </w:tc>
+        <w:tc>
+          <w:tcPr>
+            <w:tcW w:type="dxa" w:w="1700"/>
+            <w:tcBorders>
+              <w:top w:val="single" w:color="000000" w:sz="4"/>
+              <w:left w:val="single" w:color="000000" w:sz="4"/>
+              <w:bottom w:val="single" w:color="000000" w:sz="4"/>
+              <w:right w:val="single" w:color="000000" w:sz="4"/>
+            </w:tcBorders>
+            <w:tcMar>
+              <w:top w:type="dxa" w:w="60"/>
+              <w:left w:type="dxa" w:w="90"/>
+              <w:bottom w:type="dxa" w:w="60"/>
+              <w:right w:type="dxa" w:w="90"/>
+            </w:tcMar>
+          </w:tcPr>
+          <w:p>
+            <w:pPr>
+              <w:spacing w:after="0"/>
+              <w:jc w:val="center"/>
+            </w:pPr>
+            <w:r>
+              <w:rPr>
+                <w:rFonts w:ascii="Times New Roman" w:cs="Times New Roman" w:eastAsia="Times New Roman" w:hAnsi="Times New Roman"/>
+                <w:b w:val="false"/>
+                <w:bCs w:val="false"/>
+                <w:sz w:val="19"/>
+                <w:szCs w:val="19"/>
+              </w:rPr>
+              <w:t xml:space="preserve">27/60 (45.0%)</w:t>
+            </w:r>
+          </w:p>
+        </w:tc>
+        <w:tc>
+          <w:tcPr>
+            <w:tcW w:type="dxa" w:w="1700"/>
+            <w:tcBorders>
+              <w:top w:val="single" w:color="000000" w:sz="4"/>
+              <w:left w:val="single" w:color="000000" w:sz="4"/>
+              <w:bottom w:val="single" w:color="000000" w:sz="4"/>
+              <w:right w:val="single" w:color="000000" w:sz="4"/>
+            </w:tcBorders>
+            <w:tcMar>
+              <w:top w:type="dxa" w:w="60"/>
+              <w:left w:type="dxa" w:w="90"/>
+              <w:bottom w:type="dxa" w:w="60"/>
+              <w:right w:type="dxa" w:w="90"/>
+            </w:tcMar>
+          </w:tcPr>
+          <w:p>
+            <w:pPr>
+              <w:spacing w:after="0"/>
+              <w:jc w:val="center"/>
+            </w:pPr>
+            <w:r>
+              <w:rPr>
+                <w:rFonts w:ascii="Times New Roman" w:cs="Times New Roman" w:eastAsia="Times New Roman" w:hAnsi="Times New Roman"/>
+                <w:b w:val="false"/>
+                <w:bCs w:val="false"/>
+                <w:sz w:val="19"/>
+                <w:szCs w:val="19"/>
+              </w:rPr>
+              <w:t xml:space="preserve">40/60 (66.7%)</w:t>
+            </w:r>
+          </w:p>
+        </w:tc>
+        <w:tc>
+          <w:tcPr>
+            <w:tcW w:type="dxa" w:w="1700"/>
+            <w:tcBorders>
+              <w:top w:val="single" w:color="000000" w:sz="4"/>
+              <w:left w:val="single" w:color="000000" w:sz="4"/>
+              <w:bottom w:val="single" w:color="000000" w:sz="4"/>
+              <w:right w:val="single" w:color="000000" w:sz="4"/>
+            </w:tcBorders>
+            <w:tcMar>
+              <w:top w:type="dxa" w:w="60"/>
+              <w:left w:type="dxa" w:w="90"/>
+              <w:bottom w:type="dxa" w:w="60"/>
+              <w:right w:type="dxa" w:w="90"/>
+            </w:tcMar>
+          </w:tcPr>
+          <w:p>
+            <w:pPr>
+              <w:spacing w:after="0"/>
+              <w:jc w:val="center"/>
+            </w:pPr>
+            <w:r>
+              <w:rPr>
+                <w:rFonts w:ascii="Times New Roman" w:cs="Times New Roman" w:eastAsia="Times New Roman" w:hAnsi="Times New Roman"/>
+                <w:b w:val="false"/>
+                <w:bCs w:val="false"/>
+                <w:sz w:val="19"/>
+                <w:szCs w:val="19"/>
+              </w:rPr>
+              <w:t xml:space="preserve">2/60 (3.3%)</w:t>
             </w:r>
           </w:p>
         </w:tc>
@@ -1764,7 +1746,7 @@
       <w:tr>
         <w:tc>
           <w:tcPr>
-            <w:tcW w:type="dxa" w:w="2500"/>
+            <w:tcW w:type="dxa" w:w="2400"/>
             <w:tcBorders>
               <w:top w:val="single" w:color="000000" w:sz="4"/>
               <w:left w:val="single" w:color="000000" w:sz="4"/>
@@ -1797,133 +1779,133 @@
         </w:tc>
         <w:tc>
           <w:tcPr>
-            <w:tcW w:type="dxa" w:w="1500"/>
-            <w:tcBorders>
-              <w:top w:val="single" w:color="000000" w:sz="4"/>
-              <w:left w:val="single" w:color="000000" w:sz="4"/>
-              <w:bottom w:val="single" w:color="000000" w:sz="4"/>
-              <w:right w:val="single" w:color="000000" w:sz="4"/>
-            </w:tcBorders>
-            <w:tcMar>
-              <w:top w:type="dxa" w:w="60"/>
-              <w:left w:type="dxa" w:w="90"/>
-              <w:bottom w:type="dxa" w:w="60"/>
-              <w:right w:type="dxa" w:w="90"/>
-            </w:tcMar>
-          </w:tcPr>
-          <w:p>
-            <w:pPr>
-              <w:spacing w:after="0"/>
-              <w:jc w:val="center"/>
-            </w:pPr>
-            <w:r>
-              <w:rPr>
-                <w:rFonts w:ascii="Times New Roman" w:cs="Times New Roman" w:eastAsia="Times New Roman" w:hAnsi="Times New Roman"/>
-                <w:b w:val="false"/>
-                <w:bCs w:val="false"/>
-                <w:sz w:val="19"/>
-                <w:szCs w:val="19"/>
-              </w:rPr>
-              <w:t xml:space="preserve">16/30 (53%)</w:t>
-            </w:r>
-          </w:p>
-        </w:tc>
-        <w:tc>
-          <w:tcPr>
-            <w:tcW w:type="dxa" w:w="1500"/>
-            <w:tcBorders>
-              <w:top w:val="single" w:color="000000" w:sz="4"/>
-              <w:left w:val="single" w:color="000000" w:sz="4"/>
-              <w:bottom w:val="single" w:color="000000" w:sz="4"/>
-              <w:right w:val="single" w:color="000000" w:sz="4"/>
-            </w:tcBorders>
-            <w:tcMar>
-              <w:top w:type="dxa" w:w="60"/>
-              <w:left w:type="dxa" w:w="90"/>
-              <w:bottom w:type="dxa" w:w="60"/>
-              <w:right w:type="dxa" w:w="90"/>
-            </w:tcMar>
-          </w:tcPr>
-          <w:p>
-            <w:pPr>
-              <w:spacing w:after="0"/>
-              <w:jc w:val="center"/>
-            </w:pPr>
-            <w:r>
-              <w:rPr>
-                <w:rFonts w:ascii="Times New Roman" w:cs="Times New Roman" w:eastAsia="Times New Roman" w:hAnsi="Times New Roman"/>
-                <w:b w:val="false"/>
-                <w:bCs w:val="false"/>
-                <w:sz w:val="19"/>
-                <w:szCs w:val="19"/>
-              </w:rPr>
-              <w:t xml:space="preserve">93%</w:t>
-            </w:r>
-          </w:p>
-        </w:tc>
-        <w:tc>
-          <w:tcPr>
-            <w:tcW w:type="dxa" w:w="1500"/>
-            <w:tcBorders>
-              <w:top w:val="single" w:color="000000" w:sz="4"/>
-              <w:left w:val="single" w:color="000000" w:sz="4"/>
-              <w:bottom w:val="single" w:color="000000" w:sz="4"/>
-              <w:right w:val="single" w:color="000000" w:sz="4"/>
-            </w:tcBorders>
-            <w:tcMar>
-              <w:top w:type="dxa" w:w="60"/>
-              <w:left w:type="dxa" w:w="90"/>
-              <w:bottom w:type="dxa" w:w="60"/>
-              <w:right w:type="dxa" w:w="90"/>
-            </w:tcMar>
-          </w:tcPr>
-          <w:p>
-            <w:pPr>
-              <w:spacing w:after="0"/>
-              <w:jc w:val="center"/>
-            </w:pPr>
-            <w:r>
-              <w:rPr>
-                <w:rFonts w:ascii="Times New Roman" w:cs="Times New Roman" w:eastAsia="Times New Roman" w:hAnsi="Times New Roman"/>
-                <w:b w:val="false"/>
-                <w:bCs w:val="false"/>
-                <w:sz w:val="19"/>
-                <w:szCs w:val="19"/>
-              </w:rPr>
-              <w:t xml:space="preserve">100%</w:t>
-            </w:r>
-          </w:p>
-        </w:tc>
-        <w:tc>
-          <w:tcPr>
-            <w:tcW w:type="dxa" w:w="1600"/>
-            <w:tcBorders>
-              <w:top w:val="single" w:color="000000" w:sz="4"/>
-              <w:left w:val="single" w:color="000000" w:sz="4"/>
-              <w:bottom w:val="single" w:color="000000" w:sz="4"/>
-              <w:right w:val="single" w:color="000000" w:sz="4"/>
-            </w:tcBorders>
-            <w:tcMar>
-              <w:top w:type="dxa" w:w="60"/>
-              <w:left w:type="dxa" w:w="90"/>
-              <w:bottom w:type="dxa" w:w="60"/>
-              <w:right w:type="dxa" w:w="90"/>
-            </w:tcMar>
-          </w:tcPr>
-          <w:p>
-            <w:pPr>
-              <w:spacing w:after="0"/>
-              <w:jc w:val="center"/>
-            </w:pPr>
-            <w:r>
-              <w:rPr>
-                <w:rFonts w:ascii="Times New Roman" w:cs="Times New Roman" w:eastAsia="Times New Roman" w:hAnsi="Times New Roman"/>
-                <w:b w:val="false"/>
-                <w:bCs w:val="false"/>
-                <w:sz w:val="19"/>
-                <w:szCs w:val="19"/>
-              </w:rPr>
-              <w:t xml:space="preserve">18%</w:t>
+            <w:tcW w:type="dxa" w:w="1700"/>
+            <w:tcBorders>
+              <w:top w:val="single" w:color="000000" w:sz="4"/>
+              <w:left w:val="single" w:color="000000" w:sz="4"/>
+              <w:bottom w:val="single" w:color="000000" w:sz="4"/>
+              <w:right w:val="single" w:color="000000" w:sz="4"/>
+            </w:tcBorders>
+            <w:tcMar>
+              <w:top w:type="dxa" w:w="60"/>
+              <w:left w:type="dxa" w:w="90"/>
+              <w:bottom w:type="dxa" w:w="60"/>
+              <w:right w:type="dxa" w:w="90"/>
+            </w:tcMar>
+          </w:tcPr>
+          <w:p>
+            <w:pPr>
+              <w:spacing w:after="0"/>
+              <w:jc w:val="center"/>
+            </w:pPr>
+            <w:r>
+              <w:rPr>
+                <w:rFonts w:ascii="Times New Roman" w:cs="Times New Roman" w:eastAsia="Times New Roman" w:hAnsi="Times New Roman"/>
+                <w:b w:val="false"/>
+                <w:bCs w:val="false"/>
+                <w:sz w:val="19"/>
+                <w:szCs w:val="19"/>
+              </w:rPr>
+              <w:t xml:space="preserve">60/60 (100%)</w:t>
+            </w:r>
+          </w:p>
+        </w:tc>
+        <w:tc>
+          <w:tcPr>
+            <w:tcW w:type="dxa" w:w="1700"/>
+            <w:tcBorders>
+              <w:top w:val="single" w:color="000000" w:sz="4"/>
+              <w:left w:val="single" w:color="000000" w:sz="4"/>
+              <w:bottom w:val="single" w:color="000000" w:sz="4"/>
+              <w:right w:val="single" w:color="000000" w:sz="4"/>
+            </w:tcBorders>
+            <w:tcMar>
+              <w:top w:type="dxa" w:w="60"/>
+              <w:left w:type="dxa" w:w="90"/>
+              <w:bottom w:type="dxa" w:w="60"/>
+              <w:right w:type="dxa" w:w="90"/>
+            </w:tcMar>
+          </w:tcPr>
+          <w:p>
+            <w:pPr>
+              <w:spacing w:after="0"/>
+              <w:jc w:val="center"/>
+            </w:pPr>
+            <w:r>
+              <w:rPr>
+                <w:rFonts w:ascii="Times New Roman" w:cs="Times New Roman" w:eastAsia="Times New Roman" w:hAnsi="Times New Roman"/>
+                <w:b w:val="false"/>
+                <w:bCs w:val="false"/>
+                <w:sz w:val="19"/>
+                <w:szCs w:val="19"/>
+              </w:rPr>
+              <w:t xml:space="preserve">56/60 (93.3%)</w:t>
+            </w:r>
+          </w:p>
+        </w:tc>
+        <w:tc>
+          <w:tcPr>
+            <w:tcW w:type="dxa" w:w="1700"/>
+            <w:tcBorders>
+              <w:top w:val="single" w:color="000000" w:sz="4"/>
+              <w:left w:val="single" w:color="000000" w:sz="4"/>
+              <w:bottom w:val="single" w:color="000000" w:sz="4"/>
+              <w:right w:val="single" w:color="000000" w:sz="4"/>
+            </w:tcBorders>
+            <w:tcMar>
+              <w:top w:type="dxa" w:w="60"/>
+              <w:left w:type="dxa" w:w="90"/>
+              <w:bottom w:type="dxa" w:w="60"/>
+              <w:right w:type="dxa" w:w="90"/>
+            </w:tcMar>
+          </w:tcPr>
+          <w:p>
+            <w:pPr>
+              <w:spacing w:after="0"/>
+              <w:jc w:val="center"/>
+            </w:pPr>
+            <w:r>
+              <w:rPr>
+                <w:rFonts w:ascii="Times New Roman" w:cs="Times New Roman" w:eastAsia="Times New Roman" w:hAnsi="Times New Roman"/>
+                <w:b w:val="false"/>
+                <w:bCs w:val="false"/>
+                <w:sz w:val="19"/>
+                <w:szCs w:val="19"/>
+              </w:rPr>
+              <w:t xml:space="preserve">60/60 (100%)</w:t>
+            </w:r>
+          </w:p>
+        </w:tc>
+        <w:tc>
+          <w:tcPr>
+            <w:tcW w:type="dxa" w:w="1700"/>
+            <w:tcBorders>
+              <w:top w:val="single" w:color="000000" w:sz="4"/>
+              <w:left w:val="single" w:color="000000" w:sz="4"/>
+              <w:bottom w:val="single" w:color="000000" w:sz="4"/>
+              <w:right w:val="single" w:color="000000" w:sz="4"/>
+            </w:tcBorders>
+            <w:tcMar>
+              <w:top w:type="dxa" w:w="60"/>
+              <w:left w:type="dxa" w:w="90"/>
+              <w:bottom w:type="dxa" w:w="60"/>
+              <w:right w:type="dxa" w:w="90"/>
+            </w:tcMar>
+          </w:tcPr>
+          <w:p>
+            <w:pPr>
+              <w:spacing w:after="0"/>
+              <w:jc w:val="center"/>
+            </w:pPr>
+            <w:r>
+              <w:rPr>
+                <w:rFonts w:ascii="Times New Roman" w:cs="Times New Roman" w:eastAsia="Times New Roman" w:hAnsi="Times New Roman"/>
+                <w:b w:val="false"/>
+                <w:bCs w:val="false"/>
+                <w:sz w:val="19"/>
+                <w:szCs w:val="19"/>
+              </w:rPr>
+              <w:t xml:space="preserve">26/60 (43.3%)</w:t>
             </w:r>
           </w:p>
         </w:tc>
@@ -1931,7 +1913,7 @@
       <w:tr>
         <w:tc>
           <w:tcPr>
-            <w:tcW w:type="dxa" w:w="2500"/>
+            <w:tcW w:type="dxa" w:w="2400"/>
             <w:tcBorders>
               <w:top w:val="single" w:color="000000" w:sz="4"/>
               <w:left w:val="single" w:color="000000" w:sz="4"/>
@@ -1958,139 +1940,139 @@
                 <w:sz w:val="19"/>
                 <w:szCs w:val="19"/>
               </w:rPr>
-              <w:t xml:space="preserve">ChatGPT</w:t>
-            </w:r>
-          </w:p>
-        </w:tc>
-        <w:tc>
-          <w:tcPr>
-            <w:tcW w:type="dxa" w:w="1500"/>
-            <w:tcBorders>
-              <w:top w:val="single" w:color="000000" w:sz="4"/>
-              <w:left w:val="single" w:color="000000" w:sz="4"/>
-              <w:bottom w:val="single" w:color="000000" w:sz="4"/>
-              <w:right w:val="single" w:color="000000" w:sz="4"/>
-            </w:tcBorders>
-            <w:tcMar>
-              <w:top w:type="dxa" w:w="60"/>
-              <w:left w:type="dxa" w:w="90"/>
-              <w:bottom w:type="dxa" w:w="60"/>
-              <w:right w:type="dxa" w:w="90"/>
-            </w:tcMar>
-          </w:tcPr>
-          <w:p>
-            <w:pPr>
-              <w:spacing w:after="0"/>
-              <w:jc w:val="center"/>
-            </w:pPr>
-            <w:r>
-              <w:rPr>
-                <w:rFonts w:ascii="Times New Roman" w:cs="Times New Roman" w:eastAsia="Times New Roman" w:hAnsi="Times New Roman"/>
-                <w:b w:val="false"/>
-                <w:bCs w:val="false"/>
-                <w:sz w:val="19"/>
-                <w:szCs w:val="19"/>
-              </w:rPr>
-              <w:t xml:space="preserve">2/30 (7%)</w:t>
-            </w:r>
-          </w:p>
-        </w:tc>
-        <w:tc>
-          <w:tcPr>
-            <w:tcW w:type="dxa" w:w="1500"/>
-            <w:tcBorders>
-              <w:top w:val="single" w:color="000000" w:sz="4"/>
-              <w:left w:val="single" w:color="000000" w:sz="4"/>
-              <w:bottom w:val="single" w:color="000000" w:sz="4"/>
-              <w:right w:val="single" w:color="000000" w:sz="4"/>
-            </w:tcBorders>
-            <w:tcMar>
-              <w:top w:type="dxa" w:w="60"/>
-              <w:left w:type="dxa" w:w="90"/>
-              <w:bottom w:type="dxa" w:w="60"/>
-              <w:right w:type="dxa" w:w="90"/>
-            </w:tcMar>
-          </w:tcPr>
-          <w:p>
-            <w:pPr>
-              <w:spacing w:after="0"/>
-              <w:jc w:val="center"/>
-            </w:pPr>
-            <w:r>
-              <w:rPr>
-                <w:rFonts w:ascii="Times New Roman" w:cs="Times New Roman" w:eastAsia="Times New Roman" w:hAnsi="Times New Roman"/>
-                <w:b w:val="false"/>
-                <w:bCs w:val="false"/>
-                <w:sz w:val="19"/>
-                <w:szCs w:val="19"/>
-              </w:rPr>
-              <w:t xml:space="preserve">45%</w:t>
-            </w:r>
-          </w:p>
-        </w:tc>
-        <w:tc>
-          <w:tcPr>
-            <w:tcW w:type="dxa" w:w="1500"/>
-            <w:tcBorders>
-              <w:top w:val="single" w:color="000000" w:sz="4"/>
-              <w:left w:val="single" w:color="000000" w:sz="4"/>
-              <w:bottom w:val="single" w:color="000000" w:sz="4"/>
-              <w:right w:val="single" w:color="000000" w:sz="4"/>
-            </w:tcBorders>
-            <w:tcMar>
-              <w:top w:type="dxa" w:w="60"/>
-              <w:left w:type="dxa" w:w="90"/>
-              <w:bottom w:type="dxa" w:w="60"/>
-              <w:right w:type="dxa" w:w="90"/>
-            </w:tcMar>
-          </w:tcPr>
-          <w:p>
-            <w:pPr>
-              <w:spacing w:after="0"/>
-              <w:jc w:val="center"/>
-            </w:pPr>
-            <w:r>
-              <w:rPr>
-                <w:rFonts w:ascii="Times New Roman" w:cs="Times New Roman" w:eastAsia="Times New Roman" w:hAnsi="Times New Roman"/>
-                <w:b w:val="false"/>
-                <w:bCs w:val="false"/>
-                <w:sz w:val="19"/>
-                <w:szCs w:val="19"/>
-              </w:rPr>
-              <w:t xml:space="preserve">67%</w:t>
-            </w:r>
-          </w:p>
-        </w:tc>
-        <w:tc>
-          <w:tcPr>
-            <w:tcW w:type="dxa" w:w="1600"/>
-            <w:tcBorders>
-              <w:top w:val="single" w:color="000000" w:sz="4"/>
-              <w:left w:val="single" w:color="000000" w:sz="4"/>
-              <w:bottom w:val="single" w:color="000000" w:sz="4"/>
-              <w:right w:val="single" w:color="000000" w:sz="4"/>
-            </w:tcBorders>
-            <w:tcMar>
-              <w:top w:type="dxa" w:w="60"/>
-              <w:left w:type="dxa" w:w="90"/>
-              <w:bottom w:type="dxa" w:w="60"/>
-              <w:right w:type="dxa" w:w="90"/>
-            </w:tcMar>
-          </w:tcPr>
-          <w:p>
-            <w:pPr>
-              <w:spacing w:after="0"/>
-              <w:jc w:val="center"/>
-            </w:pPr>
-            <w:r>
-              <w:rPr>
-                <w:rFonts w:ascii="Times New Roman" w:cs="Times New Roman" w:eastAsia="Times New Roman" w:hAnsi="Times New Roman"/>
-                <w:b w:val="false"/>
-                <w:bCs w:val="false"/>
-                <w:sz w:val="19"/>
-                <w:szCs w:val="19"/>
-              </w:rPr>
-              <w:t xml:space="preserve">8%</w:t>
+              <w:t xml:space="preserve">Gemini</w:t>
+            </w:r>
+          </w:p>
+        </w:tc>
+        <w:tc>
+          <w:tcPr>
+            <w:tcW w:type="dxa" w:w="1700"/>
+            <w:tcBorders>
+              <w:top w:val="single" w:color="000000" w:sz="4"/>
+              <w:left w:val="single" w:color="000000" w:sz="4"/>
+              <w:bottom w:val="single" w:color="000000" w:sz="4"/>
+              <w:right w:val="single" w:color="000000" w:sz="4"/>
+            </w:tcBorders>
+            <w:tcMar>
+              <w:top w:type="dxa" w:w="60"/>
+              <w:left w:type="dxa" w:w="90"/>
+              <w:bottom w:type="dxa" w:w="60"/>
+              <w:right w:type="dxa" w:w="90"/>
+            </w:tcMar>
+          </w:tcPr>
+          <w:p>
+            <w:pPr>
+              <w:spacing w:after="0"/>
+              <w:jc w:val="center"/>
+            </w:pPr>
+            <w:r>
+              <w:rPr>
+                <w:rFonts w:ascii="Times New Roman" w:cs="Times New Roman" w:eastAsia="Times New Roman" w:hAnsi="Times New Roman"/>
+                <w:b w:val="false"/>
+                <w:bCs w:val="false"/>
+                <w:sz w:val="19"/>
+                <w:szCs w:val="19"/>
+              </w:rPr>
+              <w:t xml:space="preserve">60/60 (100%)</w:t>
+            </w:r>
+          </w:p>
+        </w:tc>
+        <w:tc>
+          <w:tcPr>
+            <w:tcW w:type="dxa" w:w="1700"/>
+            <w:tcBorders>
+              <w:top w:val="single" w:color="000000" w:sz="4"/>
+              <w:left w:val="single" w:color="000000" w:sz="4"/>
+              <w:bottom w:val="single" w:color="000000" w:sz="4"/>
+              <w:right w:val="single" w:color="000000" w:sz="4"/>
+            </w:tcBorders>
+            <w:tcMar>
+              <w:top w:type="dxa" w:w="60"/>
+              <w:left w:type="dxa" w:w="90"/>
+              <w:bottom w:type="dxa" w:w="60"/>
+              <w:right w:type="dxa" w:w="90"/>
+            </w:tcMar>
+          </w:tcPr>
+          <w:p>
+            <w:pPr>
+              <w:spacing w:after="0"/>
+              <w:jc w:val="center"/>
+            </w:pPr>
+            <w:r>
+              <w:rPr>
+                <w:rFonts w:ascii="Times New Roman" w:cs="Times New Roman" w:eastAsia="Times New Roman" w:hAnsi="Times New Roman"/>
+                <w:b w:val="false"/>
+                <w:bCs w:val="false"/>
+                <w:sz w:val="19"/>
+                <w:szCs w:val="19"/>
+              </w:rPr>
+              <w:t xml:space="preserve">11/60 (18.3%)</w:t>
+            </w:r>
+          </w:p>
+        </w:tc>
+        <w:tc>
+          <w:tcPr>
+            <w:tcW w:type="dxa" w:w="1700"/>
+            <w:tcBorders>
+              <w:top w:val="single" w:color="000000" w:sz="4"/>
+              <w:left w:val="single" w:color="000000" w:sz="4"/>
+              <w:bottom w:val="single" w:color="000000" w:sz="4"/>
+              <w:right w:val="single" w:color="000000" w:sz="4"/>
+            </w:tcBorders>
+            <w:tcMar>
+              <w:top w:type="dxa" w:w="60"/>
+              <w:left w:type="dxa" w:w="90"/>
+              <w:bottom w:type="dxa" w:w="60"/>
+              <w:right w:type="dxa" w:w="90"/>
+            </w:tcMar>
+          </w:tcPr>
+          <w:p>
+            <w:pPr>
+              <w:spacing w:after="0"/>
+              <w:jc w:val="center"/>
+            </w:pPr>
+            <w:r>
+              <w:rPr>
+                <w:rFonts w:ascii="Times New Roman" w:cs="Times New Roman" w:eastAsia="Times New Roman" w:hAnsi="Times New Roman"/>
+                <w:b w:val="false"/>
+                <w:bCs w:val="false"/>
+                <w:sz w:val="19"/>
+                <w:szCs w:val="19"/>
+              </w:rPr>
+              <w:t xml:space="preserve">58/60 (96.7%)</w:t>
+            </w:r>
+          </w:p>
+        </w:tc>
+        <w:tc>
+          <w:tcPr>
+            <w:tcW w:type="dxa" w:w="1700"/>
+            <w:tcBorders>
+              <w:top w:val="single" w:color="000000" w:sz="4"/>
+              <w:left w:val="single" w:color="000000" w:sz="4"/>
+              <w:bottom w:val="single" w:color="000000" w:sz="4"/>
+              <w:right w:val="single" w:color="000000" w:sz="4"/>
+            </w:tcBorders>
+            <w:tcMar>
+              <w:top w:type="dxa" w:w="60"/>
+              <w:left w:type="dxa" w:w="90"/>
+              <w:bottom w:type="dxa" w:w="60"/>
+              <w:right w:type="dxa" w:w="90"/>
+            </w:tcMar>
+          </w:tcPr>
+          <w:p>
+            <w:pPr>
+              <w:spacing w:after="0"/>
+              <w:jc w:val="center"/>
+            </w:pPr>
+            <w:r>
+              <w:rPr>
+                <w:rFonts w:ascii="Times New Roman" w:cs="Times New Roman" w:eastAsia="Times New Roman" w:hAnsi="Times New Roman"/>
+                <w:b w:val="false"/>
+                <w:bCs w:val="false"/>
+                <w:sz w:val="19"/>
+                <w:szCs w:val="19"/>
+              </w:rPr>
+              <w:t xml:space="preserve">24/60 (40.0%)</w:t>
             </w:r>
           </w:p>
         </w:tc>
@@ -2098,17 +2080,15 @@
     </w:tbl>
     <w:p>
       <w:pPr>
-        <w:spacing w:after="200" w:before="80"/>
-      </w:pPr>
-      <w:r>
-        <w:rPr>
-          <w:rFonts w:ascii="Times New Roman" w:cs="Times New Roman" w:eastAsia="Times New Roman" w:hAnsi="Times New Roman"/>
-          <w:i/>
-          <w:iCs/>
+        <w:spacing w:after="220" w:before="80"/>
+      </w:pPr>
+      <w:r>
+        <w:rPr>
+          <w:rFonts w:ascii="Times New Roman" w:cs="Times New Roman" w:eastAsia="Times New Roman" w:hAnsi="Times New Roman"/>
           <w:sz w:val="19"/>
           <w:szCs w:val="19"/>
         </w:rPr>
-        <w:t xml:space="preserve">Table 2. Properties of the appeal letters. Grounding is assessed on the 30 cases in which published criteria exist to quote; the remaining columns cover all 60 letters per system.</w:t>
+        <w:t xml:space="preserve">Table 2. Characteristics of the appeal letters, all 60 cases per system.</w:t>
       </w:r>
     </w:p>
     <w:p>
@@ -2121,7 +2101,7 @@
           <w:sz w:val="22"/>
           <w:szCs w:val="22"/>
         </w:rPr>
-        <w:t xml:space="preserve">Gemini stated the appeal deadline in 11 of 60 letters. Its letters are dense with dates — the date of the imaging study, of the injections, of the notice itself — but omit the one date that determines whether the appeal is accepted at all. ChatGPT stated the deadline in 27 of 60 and told the patient where to send the appeal in 40 of 60.</w:t>
+        <w:t xml:space="preserve">The filing deadline is printed as an explicit calendar date on every notice, so reproducing it requires transcription rather than calculation. Gemini stated it in 11 of 60 letters (18.3%, 95% CI 10.6–29.9) and ChatGPT in 27 of 60 (45.0%, 95% CI 33.1–57.5). Gemini letters contained numerous other dates from the chart summary, including imaging and injection dates, while omitting the deadline.</w:t>
       </w:r>
     </w:p>
     <w:p>
@@ -2134,7 +2114,7 @@
           <w:sz w:val="22"/>
           <w:szCs w:val="22"/>
         </w:rPr>
-        <w:t xml:space="preserve">Quotations attributed to the plan but absent from the plan's document appeared in 43% of Claude letters and 40% of Gemini letters, against 3% of ChatGPT letters and none from OrthoAppeals. Rules attributed to the plan without any source were present in 30% of Claude letters, 20% of Gemini letters and 10% of ChatGPT letters.</w:t>
+        <w:t xml:space="preserve">Unverifiable quotations were present in 26 of 60 Claude letters (43.3%, 95% CI 31.6–55.9) and 24 of 60 Gemini letters (40.0%, 95% CI 28.6–52.6), compared with 2 of 60 ChatGPT letters (3.3%, 95% CI 0.9–11.4) and none of 60 OrthoAppeals letters (0%, 95% CI 0.0–6.0). Unsourced policy identifiers appeared in 15 of 60 Gemini letters (25.0%), 11 of 60 Claude letters (18.3%), 5 of 60 ChatGPT letters (8.3%) and 1 of 60 OrthoAppeals letters (1.7%).</w:t>
       </w:r>
     </w:p>
     <w:p>
@@ -2147,7 +2127,7 @@
           <w:sz w:val="22"/>
           <w:szCs w:val="22"/>
         </w:rPr>
-        <w:t xml:space="preserve">Letters from OrthoAppeals, Gemini and Claude all carried the identifiers required for an appeal to be processed. ChatGPT omitted at least one in 7 of 60 letters, most often the date of denial.</w:t>
+        <w:t xml:space="preserve">ChatGPT omitted at least one required identifier in 7 of 60 letters (11.7%), most commonly the date of denial.</w:t>
       </w:r>
     </w:p>
     <w:p>
@@ -2164,7 +2144,7 @@
           <w:sz w:val="22"/>
           <w:szCs w:val="22"/>
         </w:rPr>
-        <w:t xml:space="preserve">Time and effort</w:t>
+        <w:t xml:space="preserve">Retrieval effort</w:t>
       </w:r>
     </w:p>
     <w:p>
@@ -2177,7 +2157,7 @@
           <w:sz w:val="22"/>
           <w:szCs w:val="22"/>
         </w:rPr>
-        <w:t xml:space="preserve">The free chatbots differed substantially in how hard they worked for a comparable answer. ChatGPT reached its answer in a median of 14 web searches over 43 seconds. Claude required 14 searches over 105 seconds. Gemini required 33 searches over 122 seconds — more than twice ChatGPT's searching and nearly three times its wait — while identifying the governing policy least often of the three.</w:t>
+        <w:t xml:space="preserve">Median searches and elapsed time per case differed substantially among the chatbots. ChatGPT used 14 searches over 43 seconds, Claude 14 searches over 105 seconds, and Gemini 33 searches over 122 seconds. OrthoAppeals performed no searches, answering from its library. Gemini therefore expended approximately 2.4 times ChatGPT's search volume and 2.8 times its elapsed time while identifying the governing policy in the same proportion of cases.</w:t>
       </w:r>
     </w:p>
     <w:sectPr>
